--- a/Flowmatching_sensitivity.docx
+++ b/Flowmatching_sensitivity.docx
@@ -6,9 +6,45 @@
       <w:pPr>
         <w:pStyle w:val="Title"/>
         <w:spacing w:before="322" w:after="322"/>
-      </w:pPr>
-      <w:r>
-        <w:t>Revisiting Sensitivity in VLA Quantization: Flow-Step Windows Reveal Compositional Fragility</w:t>
+        <w:rPr>
+          <w:lang w:val="en-AU"/>
+        </w:rPr>
+      </w:pPr>
+      <w:r>
+        <w:rPr>
+          <w:lang w:val="en-AU"/>
+        </w:rPr>
+        <w:t xml:space="preserve">Low-Precision Sensitivity in VLAs: </w:t>
+      </w:r>
+      <w:r>
+        <w:rPr>
+          <w:lang w:val="en-AU"/>
+        </w:rPr>
+        <w:t>Cross</w:t>
+      </w:r>
+      <w:r>
+        <w:rPr>
+          <w:lang w:val="en-AU"/>
+        </w:rPr>
+        <w:t>-</w:t>
+      </w:r>
+      <w:r>
+        <w:rPr>
+          <w:lang w:val="en-AU"/>
+        </w:rPr>
+        <w:t>Region Interaction and Flow-Step Effects in Flow</w:t>
+      </w:r>
+      <w:r>
+        <w:rPr>
+          <w:lang w:val="en-AU"/>
+        </w:rPr>
+        <w:t xml:space="preserve"> </w:t>
+      </w:r>
+      <w:r>
+        <w:rPr>
+          <w:lang w:val="en-AU"/>
+        </w:rPr>
+        <w:t>Matching Action Heads</w:t>
       </w:r>
     </w:p>
     <w:p>
@@ -1365,7 +1401,16 @@
           <w:szCs w:val="19"/>
           <w:lang w:val="en-AU"/>
         </w:rPr>
-        <w:t xml:space="preserve">, although the </w:t>
+        <w:t>, although th</w:t>
+      </w:r>
+      <w:r>
+        <w:rPr>
+          <w:color w:val="000000" w:themeColor="text1"/>
+          <w:sz w:val="19"/>
+          <w:szCs w:val="19"/>
+          <w:lang w:val="en-AU"/>
+        </w:rPr>
+        <w:t xml:space="preserve">is </w:t>
       </w:r>
       <w:r>
         <w:rPr>
@@ -1469,61 +1514,83 @@
           <w:szCs w:val="19"/>
           <w:lang w:val="en-AU"/>
         </w:rPr>
-      </w:pPr>
-      <w:r>
-        <w:rPr>
-          <w:color w:val="000000" w:themeColor="text1"/>
-          <w:sz w:val="19"/>
-          <w:szCs w:val="19"/>
-          <w:lang w:val="en-AU"/>
-        </w:rPr>
-        <w:lastRenderedPageBreak/>
-        <w:t xml:space="preserve">The first is the region axis, </w:t>
-      </w:r>
-      <w:r>
-        <w:rPr>
-          <w:color w:val="000000" w:themeColor="text1"/>
-          <w:sz w:val="19"/>
-          <w:szCs w:val="19"/>
-          <w:lang w:val="en-AU"/>
-        </w:rPr>
-        <w:t>and t</w:t>
-      </w:r>
-      <w:r>
-        <w:rPr>
-          <w:color w:val="000000" w:themeColor="text1"/>
-          <w:sz w:val="19"/>
-          <w:szCs w:val="19"/>
-          <w:lang w:val="en-AU"/>
-        </w:rPr>
-        <w:t>he second is the timestep axis. This design allows us to ask not only which layers can tolerate quantization, but also when low precision is more or less harmful inside the action-generation trajectory.</w:t>
-      </w:r>
-      <w:r>
-        <w:rPr>
-          <w:color w:val="000000" w:themeColor="text1"/>
-          <w:sz w:val="19"/>
-          <w:szCs w:val="19"/>
-          <w:lang w:val="en-AU"/>
-        </w:rPr>
-        <w:t xml:space="preserve"> And if anything , is the flow mathinvg time steps </w:t>
-      </w:r>
+        <w:sectPr>
+          <w:type w:val="continuous"/>
+          <w:pgSz w:w="11910" w:h="16840"/>
+          <w:pgMar w:top="1380" w:right="1133" w:bottom="280" w:left="1133" w:header="720" w:footer="720" w:gutter="0"/>
+          <w:cols w:num="2" w:space="720" w:equalWidth="0">
+            <w:col w:w="4692" w:space="260"/>
+            <w:col w:w="4692"/>
+          </w:cols>
+        </w:sectPr>
+      </w:pPr>
     </w:p>
     <w:p>
       <w:pPr>
-        <w:spacing w:line="264" w:lineRule="auto"/>
-        <w:ind w:left="96" w:right="38" w:hanging="10"/>
-        <w:jc w:val="both"/>
-        <w:rPr>
-          <w:sz w:val="16"/>
-          <w:szCs w:val="16"/>
-        </w:rPr>
-      </w:pPr>
-      <w:r>
-        <w:rPr>
-          <w:sz w:val="20"/>
-          <w:szCs w:val="20"/>
-        </w:rPr>
-        <w:t xml:space="preserve"> </w:t>
+        <w:pStyle w:val="Heading1"/>
+        <w:numPr>
+          <w:ilvl w:val="0"/>
+          <w:numId w:val="7"/>
+        </w:numPr>
+        <w:tabs>
+          <w:tab w:val="left" w:pos="318"/>
+        </w:tabs>
+        <w:ind w:left="318" w:hanging="230"/>
+      </w:pPr>
+      <w:r>
+        <w:lastRenderedPageBreak/>
+        <w:t>METHODOLOGY</w:t>
+      </w:r>
+    </w:p>
+    <w:p>
+      <w:pPr>
+        <w:pBdr>
+          <w:top w:val="nil"/>
+          <w:left w:val="nil"/>
+          <w:bottom w:val="nil"/>
+          <w:right w:val="nil"/>
+          <w:between w:val="nil"/>
+        </w:pBdr>
+        <w:rPr>
+          <w:color w:val="000000"/>
+          <w:sz w:val="19"/>
+          <w:szCs w:val="19"/>
+        </w:rPr>
+      </w:pPr>
+    </w:p>
+    <w:p>
+      <w:pPr>
+        <w:pStyle w:val="Heading2"/>
+        <w:numPr>
+          <w:ilvl w:val="1"/>
+          <w:numId w:val="7"/>
+        </w:numPr>
+        <w:tabs>
+          <w:tab w:val="left" w:pos="483"/>
+        </w:tabs>
+        <w:spacing w:line="259" w:lineRule="auto"/>
+        <w:ind w:left="483" w:hanging="395"/>
+        <w:rPr>
+          <w:lang w:val="en-US"/>
+        </w:rPr>
+      </w:pPr>
+      <w:r>
+        <w:rPr>
+          <w:lang w:val="en-US"/>
+        </w:rPr>
+        <w:t xml:space="preserve">Quantization </w:t>
+      </w:r>
+      <w:r>
+        <w:rPr>
+          <w:lang w:val="en-US"/>
+        </w:rPr>
+        <w:t>R</w:t>
+      </w:r>
+      <w:r>
+        <w:rPr>
+          <w:lang w:val="en-US"/>
+        </w:rPr>
+        <w:t>egions</w:t>
       </w:r>
     </w:p>
     <w:p>
@@ -1544,32 +1611,33 @@
           <w:szCs w:val="19"/>
           <w:lang w:val="en-AU"/>
         </w:rPr>
-        <w:sectPr>
-          <w:type w:val="continuous"/>
-          <w:pgSz w:w="11910" w:h="16840"/>
-          <w:pgMar w:top="1380" w:right="1133" w:bottom="280" w:left="1133" w:header="720" w:footer="720" w:gutter="0"/>
-          <w:cols w:num="2" w:space="720" w:equalWidth="0">
-            <w:col w:w="4692" w:space="260"/>
-            <w:col w:w="4692"/>
-          </w:cols>
-        </w:sectPr>
-      </w:pPr>
-    </w:p>
-    <w:p>
-      <w:pPr>
-        <w:pStyle w:val="Heading1"/>
-        <w:numPr>
-          <w:ilvl w:val="0"/>
-          <w:numId w:val="7"/>
-        </w:numPr>
-        <w:tabs>
-          <w:tab w:val="left" w:pos="318"/>
-        </w:tabs>
-        <w:ind w:left="318" w:hanging="230"/>
-      </w:pPr>
-      <w:r>
-        <w:lastRenderedPageBreak/>
-        <w:t>METHODOLOGY</w:t>
+      </w:pPr>
+      <w:r>
+        <w:rPr>
+          <w:color w:val="000000" w:themeColor="text1"/>
+          <w:sz w:val="19"/>
+          <w:szCs w:val="19"/>
+          <w:lang w:val="en-AU"/>
+        </w:rPr>
+        <w:t>We divide the model into two quantization regions. The first region is a 114-layer base group, which includes the language/backbone linear layers and the action-head FFN linear layers. This region follows QuantVLA</w:t>
+      </w:r>
+      <w:r>
+        <w:rPr>
+          <w:color w:val="000000" w:themeColor="text1"/>
+          <w:sz w:val="19"/>
+          <w:szCs w:val="19"/>
+          <w:lang w:val="en-AU"/>
+        </w:rPr>
+        <w:t>’s</w:t>
+      </w:r>
+      <w:r>
+        <w:rPr>
+          <w:color w:val="000000" w:themeColor="text1"/>
+          <w:sz w:val="19"/>
+          <w:szCs w:val="19"/>
+          <w:lang w:val="en-AU"/>
+        </w:rPr>
+        <w:t xml:space="preserve"> setting, where FFN-style linear layers are usually treated as safer quantization targets.</w:t>
       </w:r>
     </w:p>
     <w:p>
@@ -1581,10 +1649,115 @@
           <w:right w:val="nil"/>
           <w:between w:val="nil"/>
         </w:pBdr>
-        <w:rPr>
-          <w:color w:val="000000"/>
-          <w:sz w:val="19"/>
-          <w:szCs w:val="19"/>
+        <w:spacing w:before="213" w:line="264" w:lineRule="auto"/>
+        <w:ind w:left="96" w:right="38" w:hanging="10"/>
+        <w:jc w:val="both"/>
+        <w:rPr>
+          <w:color w:val="000000" w:themeColor="text1"/>
+          <w:sz w:val="19"/>
+          <w:szCs w:val="19"/>
+          <w:lang w:val="en-AU"/>
+        </w:rPr>
+      </w:pPr>
+      <w:r>
+        <w:rPr>
+          <w:color w:val="000000" w:themeColor="text1"/>
+          <w:sz w:val="19"/>
+          <w:szCs w:val="19"/>
+          <w:lang w:val="en-AU"/>
+        </w:rPr>
+        <w:t>The second region is a separate 16-layer group from the attention-side linear layers inside the flow-matching action head. This 16-layer group is the focus of this study</w:t>
+      </w:r>
+      <w:r>
+        <w:rPr>
+          <w:color w:val="000000" w:themeColor="text1"/>
+          <w:sz w:val="19"/>
+          <w:szCs w:val="19"/>
+          <w:lang w:val="en-AU"/>
+        </w:rPr>
+        <w:t xml:space="preserve">, which QunatVLA excluded for </w:t>
+      </w:r>
+      <w:r>
+        <w:rPr>
+          <w:color w:val="000000" w:themeColor="text1"/>
+          <w:sz w:val="19"/>
+          <w:szCs w:val="19"/>
+          <w:lang w:val="en-AU"/>
+        </w:rPr>
+        <w:t>GR00T</w:t>
+      </w:r>
+      <w:r>
+        <w:rPr>
+          <w:color w:val="000000" w:themeColor="text1"/>
+          <w:sz w:val="19"/>
+          <w:szCs w:val="19"/>
+          <w:lang w:val="en-AU"/>
+        </w:rPr>
+        <w:t xml:space="preserve"> due to </w:t>
+      </w:r>
+      <w:r>
+        <w:rPr>
+          <w:color w:val="000000" w:themeColor="text1"/>
+          <w:sz w:val="19"/>
+          <w:szCs w:val="19"/>
+          <w:lang w:val="en-AU"/>
+        </w:rPr>
+        <w:t xml:space="preserve">their </w:t>
+      </w:r>
+      <w:r>
+        <w:rPr>
+          <w:color w:val="000000" w:themeColor="text1"/>
+          <w:sz w:val="19"/>
+          <w:szCs w:val="19"/>
+          <w:lang w:val="en-AU"/>
+        </w:rPr>
+        <w:t>sensitivity</w:t>
+      </w:r>
+      <w:r>
+        <w:rPr>
+          <w:color w:val="000000" w:themeColor="text1"/>
+          <w:sz w:val="19"/>
+          <w:szCs w:val="19"/>
+          <w:lang w:val="en-AU"/>
+        </w:rPr>
+        <w:t xml:space="preserve"> to quantization</w:t>
+      </w:r>
+      <w:r>
+        <w:rPr>
+          <w:color w:val="000000" w:themeColor="text1"/>
+          <w:sz w:val="19"/>
+          <w:szCs w:val="19"/>
+          <w:lang w:val="en-AU"/>
+        </w:rPr>
+        <w:t xml:space="preserve"> in their study</w:t>
+      </w:r>
+      <w:r>
+        <w:rPr>
+          <w:color w:val="000000" w:themeColor="text1"/>
+          <w:sz w:val="19"/>
+          <w:szCs w:val="19"/>
+          <w:lang w:val="en-AU"/>
+        </w:rPr>
+        <w:t>. Unlike the language backbone, the action head is reused repeatedly during action generation, so quantization in this region can affect the action trajectory differently depending on the flow timestep.</w:t>
+      </w:r>
+    </w:p>
+    <w:p>
+      <w:pPr>
+        <w:pBdr>
+          <w:top w:val="nil"/>
+          <w:left w:val="nil"/>
+          <w:bottom w:val="nil"/>
+          <w:right w:val="nil"/>
+          <w:between w:val="nil"/>
+        </w:pBdr>
+        <w:spacing w:before="213" w:line="264" w:lineRule="auto"/>
+        <w:ind w:left="96" w:right="38" w:hanging="10"/>
+        <w:jc w:val="both"/>
+        <w:rPr>
+          <w:color w:val="000000" w:themeColor="text1"/>
+          <w:sz w:val="19"/>
+          <w:szCs w:val="19"/>
+          <w:lang w:val="en-AU"/>
         </w:rPr>
       </w:pPr>
     </w:p>
@@ -1608,19 +1781,43 @@
         <w:rPr>
           <w:lang w:val="en-US"/>
         </w:rPr>
-        <w:t xml:space="preserve">Quantization </w:t>
+        <w:t>Flow-</w:t>
       </w:r>
       <w:r>
         <w:rPr>
           <w:lang w:val="en-US"/>
         </w:rPr>
-        <w:t>R</w:t>
+        <w:t>M</w:t>
       </w:r>
       <w:r>
         <w:rPr>
           <w:lang w:val="en-US"/>
         </w:rPr>
-        <w:t>egions</w:t>
+        <w:t xml:space="preserve">atching </w:t>
+      </w:r>
+      <w:r>
+        <w:rPr>
+          <w:lang w:val="en-US"/>
+        </w:rPr>
+        <w:t>T</w:t>
+      </w:r>
+      <w:r>
+        <w:rPr>
+          <w:lang w:val="en-US"/>
+        </w:rPr>
+        <w:t xml:space="preserve">imestep </w:t>
+      </w:r>
+      <w:r>
+        <w:rPr>
+          <w:lang w:val="en-US"/>
+        </w:rPr>
+        <w:t>W</w:t>
+      </w:r>
+      <w:r>
+        <w:rPr>
+          <w:lang w:val="en-US"/>
+        </w:rPr>
+        <w:t>indows</w:t>
       </w:r>
     </w:p>
     <w:p>
@@ -1649,25 +1846,7 @@
           <w:szCs w:val="19"/>
           <w:lang w:val="en-AU"/>
         </w:rPr>
-        <w:t>We divide the model into two quantization regions. The first region is a 114-layer base group, which includes the language/backbone linear layers and the action-head FFN linear layers. This region follows QuantVLA</w:t>
-      </w:r>
-      <w:r>
-        <w:rPr>
-          <w:color w:val="000000" w:themeColor="text1"/>
-          <w:sz w:val="19"/>
-          <w:szCs w:val="19"/>
-          <w:lang w:val="en-AU"/>
-        </w:rPr>
-        <w:t>’s</w:t>
-      </w:r>
-      <w:r>
-        <w:rPr>
-          <w:color w:val="000000" w:themeColor="text1"/>
-          <w:sz w:val="19"/>
-          <w:szCs w:val="19"/>
-          <w:lang w:val="en-AU"/>
-        </w:rPr>
-        <w:t xml:space="preserve"> setting, where FFN-style linear layers are usually treated as safer quantization targets.</w:t>
+        <w:t>During inference, the action head does not generate the final action in a single pass. Instead, it refines the action through a 32-step flow-matching process. At each step, the action-head layers predict an update direction for the current action state. Therefore, this work treats timestep as an additional quantization axis, not only layer identity.</w:t>
       </w:r>
     </w:p>
     <w:p>
@@ -1696,79 +1875,88 @@
           <w:szCs w:val="19"/>
           <w:lang w:val="en-AU"/>
         </w:rPr>
-        <w:t>The second region is a separate 16-layer group from the attention-side linear layers inside the flow-matching action head. This 16-layer group is the focus of this study</w:t>
-      </w:r>
-      <w:r>
-        <w:rPr>
-          <w:color w:val="000000" w:themeColor="text1"/>
-          <w:sz w:val="19"/>
-          <w:szCs w:val="19"/>
-          <w:lang w:val="en-AU"/>
-        </w:rPr>
-        <w:t xml:space="preserve">, which QunatVLA excluded for </w:t>
-      </w:r>
-      <w:r>
-        <w:rPr>
-          <w:color w:val="000000" w:themeColor="text1"/>
-          <w:sz w:val="19"/>
-          <w:szCs w:val="19"/>
-          <w:lang w:val="en-AU"/>
-        </w:rPr>
-        <w:t>GR00T</w:t>
-      </w:r>
-      <w:r>
-        <w:rPr>
-          <w:color w:val="000000" w:themeColor="text1"/>
-          <w:sz w:val="19"/>
-          <w:szCs w:val="19"/>
-          <w:lang w:val="en-AU"/>
-        </w:rPr>
-        <w:t xml:space="preserve"> due to </w:t>
-      </w:r>
-      <w:r>
-        <w:rPr>
-          <w:color w:val="000000" w:themeColor="text1"/>
-          <w:sz w:val="19"/>
-          <w:szCs w:val="19"/>
-          <w:lang w:val="en-AU"/>
-        </w:rPr>
-        <w:t xml:space="preserve">their </w:t>
-      </w:r>
-      <w:r>
-        <w:rPr>
-          <w:color w:val="000000" w:themeColor="text1"/>
-          <w:sz w:val="19"/>
-          <w:szCs w:val="19"/>
-          <w:lang w:val="en-AU"/>
-        </w:rPr>
-        <w:t>sensitivity</w:t>
-      </w:r>
-      <w:r>
-        <w:rPr>
-          <w:color w:val="000000" w:themeColor="text1"/>
-          <w:sz w:val="19"/>
-          <w:szCs w:val="19"/>
-          <w:lang w:val="en-AU"/>
-        </w:rPr>
-        <w:t xml:space="preserve"> to quantization</w:t>
-      </w:r>
-      <w:r>
-        <w:rPr>
-          <w:color w:val="000000" w:themeColor="text1"/>
-          <w:sz w:val="19"/>
-          <w:szCs w:val="19"/>
-          <w:lang w:val="en-AU"/>
-        </w:rPr>
-        <w:t xml:space="preserve"> in their study</w:t>
-      </w:r>
-      <w:r>
-        <w:rPr>
-          <w:color w:val="000000" w:themeColor="text1"/>
-          <w:sz w:val="19"/>
-          <w:szCs w:val="19"/>
-          <w:lang w:val="en-AU"/>
-        </w:rPr>
-        <w:t>. Unlike the language backbone, the action head is reused repeatedly during action generation, so quantization in this region can affect the action trajectory differently depending on the flow timestep.</w:t>
+        <w:t xml:space="preserve">To test timestep sensitivity, the 32 flow steps are divided into windowed settings. The </w:t>
+      </w:r>
+      <w:r>
+        <w:rPr>
+          <w:color w:val="000000" w:themeColor="text1"/>
+          <w:sz w:val="19"/>
+          <w:szCs w:val="19"/>
+          <w:lang w:val="en-AU"/>
+        </w:rPr>
+        <w:t xml:space="preserve">main setting is </w:t>
+      </w:r>
+      <w:r>
+        <w:rPr>
+          <w:color w:val="000000" w:themeColor="text1"/>
+          <w:sz w:val="19"/>
+          <w:szCs w:val="19"/>
+          <w:lang w:val="en-AU"/>
+        </w:rPr>
+        <w:t>four 8-step windows</w:t>
+      </w:r>
+      <w:r>
+        <w:rPr>
+          <w:color w:val="000000" w:themeColor="text1"/>
+          <w:sz w:val="19"/>
+          <w:szCs w:val="19"/>
+          <w:lang w:val="en-AU"/>
+        </w:rPr>
+        <w:t>, but later extended to 16-step, 23-step, and entire 32-step larger windows</w:t>
+      </w:r>
+      <w:r>
+        <w:rPr>
+          <w:color w:val="000000" w:themeColor="text1"/>
+          <w:sz w:val="19"/>
+          <w:szCs w:val="19"/>
+          <w:lang w:val="en-AU"/>
+        </w:rPr>
+        <w:t xml:space="preserve">, including quantization across all </w:t>
+      </w:r>
+      <w:r>
+        <w:rPr>
+          <w:color w:val="000000" w:themeColor="text1"/>
+          <w:sz w:val="19"/>
+          <w:szCs w:val="19"/>
+          <w:lang w:val="en-AU"/>
+        </w:rPr>
+        <w:t>attention linear layers of flow matching action head</w:t>
+      </w:r>
+      <w:r>
+        <w:rPr>
+          <w:color w:val="000000" w:themeColor="text1"/>
+          <w:sz w:val="19"/>
+          <w:szCs w:val="19"/>
+          <w:lang w:val="en-AU"/>
+        </w:rPr>
+        <w:t xml:space="preserve"> inside the selected time steps</w:t>
+      </w:r>
+      <w:r>
+        <w:rPr>
+          <w:color w:val="000000" w:themeColor="text1"/>
+          <w:sz w:val="19"/>
+          <w:szCs w:val="19"/>
+          <w:lang w:val="en-AU"/>
+        </w:rPr>
+        <w:t xml:space="preserve">. This design </w:t>
+      </w:r>
+      <w:r>
+        <w:rPr>
+          <w:color w:val="000000" w:themeColor="text1"/>
+          <w:sz w:val="19"/>
+          <w:szCs w:val="19"/>
+          <w:lang w:val="en-AU"/>
+        </w:rPr>
+        <w:t>was designed to test</w:t>
+      </w:r>
+      <w:r>
+        <w:rPr>
+          <w:color w:val="000000" w:themeColor="text1"/>
+          <w:sz w:val="19"/>
+          <w:szCs w:val="19"/>
+          <w:lang w:val="en-AU"/>
+        </w:rPr>
+        <w:t xml:space="preserve"> whether low precision is equally safe across the whole flow trajectory or whether early, middle, and late steps have different sensitivity.</w:t>
       </w:r>
     </w:p>
     <w:p>
@@ -1787,7 +1975,7 @@
           <w:color w:val="000000" w:themeColor="text1"/>
           <w:sz w:val="19"/>
           <w:szCs w:val="19"/>
-          <w:lang w:val="en-AU"/>
+          <w:lang w:val="en-US"/>
         </w:rPr>
       </w:pPr>
     </w:p>
@@ -1811,237 +1999,25 @@
         <w:rPr>
           <w:lang w:val="en-US"/>
         </w:rPr>
-        <w:t>Flow-</w:t>
+        <w:t xml:space="preserve">Experiment </w:t>
       </w:r>
       <w:r>
         <w:rPr>
           <w:lang w:val="en-US"/>
         </w:rPr>
-        <w:t>M</w:t>
+        <w:t>D</w:t>
       </w:r>
       <w:r>
         <w:rPr>
           <w:lang w:val="en-US"/>
         </w:rPr>
-        <w:t xml:space="preserve">atching </w:t>
+        <w:t>esign</w:t>
       </w:r>
       <w:r>
         <w:rPr>
           <w:lang w:val="en-US"/>
         </w:rPr>
-        <w:t>T</w:t>
-      </w:r>
-      <w:r>
-        <w:rPr>
-          <w:lang w:val="en-US"/>
-        </w:rPr>
-        <w:t xml:space="preserve">imestep </w:t>
-      </w:r>
-      <w:r>
-        <w:rPr>
-          <w:lang w:val="en-US"/>
-        </w:rPr>
-        <w:t>W</w:t>
-      </w:r>
-      <w:r>
-        <w:rPr>
-          <w:lang w:val="en-US"/>
-        </w:rPr>
-        <w:t>indows</w:t>
-      </w:r>
-    </w:p>
-    <w:p>
-      <w:pPr>
-        <w:pBdr>
-          <w:top w:val="nil"/>
-          <w:left w:val="nil"/>
-          <w:bottom w:val="nil"/>
-          <w:right w:val="nil"/>
-          <w:between w:val="nil"/>
-        </w:pBdr>
-        <w:spacing w:before="213" w:line="264" w:lineRule="auto"/>
-        <w:ind w:left="96" w:right="38" w:hanging="10"/>
-        <w:jc w:val="both"/>
-        <w:rPr>
-          <w:color w:val="000000" w:themeColor="text1"/>
-          <w:sz w:val="19"/>
-          <w:szCs w:val="19"/>
-          <w:lang w:val="en-AU"/>
-        </w:rPr>
-      </w:pPr>
-      <w:r>
-        <w:rPr>
-          <w:color w:val="000000" w:themeColor="text1"/>
-          <w:sz w:val="19"/>
-          <w:szCs w:val="19"/>
-          <w:lang w:val="en-AU"/>
-        </w:rPr>
-        <w:t>During inference, the action head does not generate the final action in a single pass. Instead, it refines the action through a 32-step flow-matching process. At each step, the action-head layers predict an update direction for the current action state. Therefore, this work treats timestep as an additional quantization axis, not only layer identity.</w:t>
-      </w:r>
-    </w:p>
-    <w:p>
-      <w:pPr>
-        <w:pBdr>
-          <w:top w:val="nil"/>
-          <w:left w:val="nil"/>
-          <w:bottom w:val="nil"/>
-          <w:right w:val="nil"/>
-          <w:between w:val="nil"/>
-        </w:pBdr>
-        <w:spacing w:before="213" w:line="264" w:lineRule="auto"/>
-        <w:ind w:left="96" w:right="38" w:hanging="10"/>
-        <w:jc w:val="both"/>
-        <w:rPr>
-          <w:color w:val="000000" w:themeColor="text1"/>
-          <w:sz w:val="19"/>
-          <w:szCs w:val="19"/>
-          <w:lang w:val="en-AU"/>
-        </w:rPr>
-      </w:pPr>
-      <w:r>
-        <w:rPr>
-          <w:color w:val="000000" w:themeColor="text1"/>
-          <w:sz w:val="19"/>
-          <w:szCs w:val="19"/>
-          <w:lang w:val="en-AU"/>
-        </w:rPr>
-        <w:t xml:space="preserve">To test timestep sensitivity, the 32 flow steps are divided into windowed settings. The </w:t>
-      </w:r>
-      <w:r>
-        <w:rPr>
-          <w:color w:val="000000" w:themeColor="text1"/>
-          <w:sz w:val="19"/>
-          <w:szCs w:val="19"/>
-          <w:lang w:val="en-AU"/>
-        </w:rPr>
-        <w:t xml:space="preserve">main setting is </w:t>
-      </w:r>
-      <w:r>
-        <w:rPr>
-          <w:color w:val="000000" w:themeColor="text1"/>
-          <w:sz w:val="19"/>
-          <w:szCs w:val="19"/>
-          <w:lang w:val="en-AU"/>
-        </w:rPr>
-        <w:t>four 8-step windows</w:t>
-      </w:r>
-      <w:r>
-        <w:rPr>
-          <w:color w:val="000000" w:themeColor="text1"/>
-          <w:sz w:val="19"/>
-          <w:szCs w:val="19"/>
-          <w:lang w:val="en-AU"/>
-        </w:rPr>
-        <w:t>, but later extended to 16-step, 23-step, and entire 32-step larger windows</w:t>
-      </w:r>
-      <w:r>
-        <w:rPr>
-          <w:color w:val="000000" w:themeColor="text1"/>
-          <w:sz w:val="19"/>
-          <w:szCs w:val="19"/>
-          <w:lang w:val="en-AU"/>
-        </w:rPr>
-        <w:t xml:space="preserve">, including quantization across all </w:t>
-      </w:r>
-      <w:r>
-        <w:rPr>
-          <w:color w:val="000000" w:themeColor="text1"/>
-          <w:sz w:val="19"/>
-          <w:szCs w:val="19"/>
-          <w:lang w:val="en-AU"/>
-        </w:rPr>
-        <w:t>attention linear layers of flow matching action head</w:t>
-      </w:r>
-      <w:r>
-        <w:rPr>
-          <w:color w:val="000000" w:themeColor="text1"/>
-          <w:sz w:val="19"/>
-          <w:szCs w:val="19"/>
-          <w:lang w:val="en-AU"/>
-        </w:rPr>
-        <w:t xml:space="preserve"> inside the selected time steps</w:t>
-      </w:r>
-      <w:r>
-        <w:rPr>
-          <w:color w:val="000000" w:themeColor="text1"/>
-          <w:sz w:val="19"/>
-          <w:szCs w:val="19"/>
-          <w:lang w:val="en-AU"/>
-        </w:rPr>
-        <w:t xml:space="preserve">. This design </w:t>
-      </w:r>
-      <w:r>
-        <w:rPr>
-          <w:color w:val="000000" w:themeColor="text1"/>
-          <w:sz w:val="19"/>
-          <w:szCs w:val="19"/>
-          <w:lang w:val="en-AU"/>
-        </w:rPr>
-        <w:t>was designed to test</w:t>
-      </w:r>
-      <w:r>
-        <w:rPr>
-          <w:color w:val="000000" w:themeColor="text1"/>
-          <w:sz w:val="19"/>
-          <w:szCs w:val="19"/>
-          <w:lang w:val="en-AU"/>
-        </w:rPr>
-        <w:t xml:space="preserve"> whether low precision is equally safe across the whole flow trajectory or whether early, middle, and late steps have different sensitivity.</w:t>
-      </w:r>
-    </w:p>
-    <w:p>
-      <w:pPr>
-        <w:pBdr>
-          <w:top w:val="nil"/>
-          <w:left w:val="nil"/>
-          <w:bottom w:val="nil"/>
-          <w:right w:val="nil"/>
-          <w:between w:val="nil"/>
-        </w:pBdr>
-        <w:spacing w:before="213" w:line="264" w:lineRule="auto"/>
-        <w:ind w:left="96" w:right="38" w:hanging="10"/>
-        <w:jc w:val="both"/>
-        <w:rPr>
-          <w:color w:val="000000" w:themeColor="text1"/>
-          <w:sz w:val="19"/>
-          <w:szCs w:val="19"/>
-          <w:lang w:val="en-US"/>
-        </w:rPr>
-      </w:pPr>
-    </w:p>
-    <w:p>
-      <w:pPr>
-        <w:pStyle w:val="Heading2"/>
-        <w:numPr>
-          <w:ilvl w:val="1"/>
-          <w:numId w:val="7"/>
-        </w:numPr>
-        <w:tabs>
-          <w:tab w:val="left" w:pos="483"/>
-        </w:tabs>
-        <w:spacing w:line="259" w:lineRule="auto"/>
-        <w:ind w:left="483" w:hanging="395"/>
-        <w:rPr>
-          <w:lang w:val="en-US"/>
-        </w:rPr>
-      </w:pPr>
-      <w:r>
-        <w:rPr>
-          <w:lang w:val="en-US"/>
-        </w:rPr>
-        <w:t xml:space="preserve">Experiment </w:t>
-      </w:r>
-      <w:r>
-        <w:rPr>
-          <w:lang w:val="en-US"/>
-        </w:rPr>
-        <w:t>D</w:t>
-      </w:r>
-      <w:r>
-        <w:rPr>
-          <w:lang w:val="en-US"/>
-        </w:rPr>
-        <w:t>esign</w:t>
+        <w:t>s</w:t>
       </w:r>
     </w:p>
     <w:p>
@@ -2462,9 +2438,665 @@
           <w:szCs w:val="19"/>
           <w:lang w:val="en-AU"/>
         </w:rPr>
-        <w:t>As for the second region, the selected 16 linear layers from the action-head attention module were not sensitive compared to the no-quant baseline. In contrast to QuantVLA’s setting, where these layers were excluded due to sensitivity, Evo-1’s action-head attention linear layers showed no degradation by themselves. However, later experiments show that the combination of both regions may tell a different story and could explain why they were excluded in other studies. In Evo-1, the goal is not to determine whether the 16 layers succeed or fail by themselves, but to study potential accuracy degradation when they are combined with the 114-layer QuantVLA-style selection and quantized together.</w:t>
+        <w:t>As for the second region, the selected 16 linear layers from the action-head attention module were not sensitive compared to the no-quant baseline</w:t>
+      </w:r>
+      <w:r>
+        <w:rPr>
+          <w:color w:val="000000" w:themeColor="text1"/>
+          <w:sz w:val="19"/>
+          <w:szCs w:val="19"/>
+          <w:lang w:val="en-AU"/>
+        </w:rPr>
+        <w:t xml:space="preserve"> (Table I)</w:t>
+      </w:r>
+      <w:r>
+        <w:rPr>
+          <w:color w:val="000000" w:themeColor="text1"/>
+          <w:sz w:val="19"/>
+          <w:szCs w:val="19"/>
+          <w:lang w:val="en-AU"/>
+        </w:rPr>
+        <w:t>. In contrast to QuantVLA’s setting, where these layers were excluded due to sensitivity, Evo-1’s action-head attention linear layers showed no degradation by themselves. However, later experiments show that the combination of both regions may tell a different story and could explain why they were excluded in other studies. In Evo-1, the goal is not to determine whether the 16 layers succeed or fail by themselves, but to study potential accuracy degradation when they are combined with the 114-layer QuantVLA-style selection and quantized together.</w:t>
       </w:r>
     </w:p>
+    <w:p>
+      <w:pPr>
+        <w:spacing w:before="240" w:after="240" w:line="264" w:lineRule="auto"/>
+        <w:jc w:val="center"/>
+        <w:rPr>
+          <w:sz w:val="16"/>
+          <w:szCs w:val="16"/>
+        </w:rPr>
+      </w:pPr>
+      <w:r>
+        <w:rPr>
+          <w:sz w:val="16"/>
+          <w:szCs w:val="16"/>
+        </w:rPr>
+        <w:t>TABLE I</w:t>
+      </w:r>
+    </w:p>
+    <w:p>
+      <w:pPr>
+        <w:ind w:left="605"/>
+        <w:jc w:val="center"/>
+        <w:rPr>
+          <w:sz w:val="16"/>
+          <w:szCs w:val="16"/>
+        </w:rPr>
+      </w:pPr>
+      <w:r>
+        <w:rPr>
+          <w:sz w:val="16"/>
+          <w:szCs w:val="16"/>
+          <w:lang w:val="en-AU"/>
+        </w:rPr>
+        <w:t xml:space="preserve">Table </w:t>
+      </w:r>
+      <w:r>
+        <w:rPr>
+          <w:sz w:val="16"/>
+          <w:szCs w:val="16"/>
+          <w:lang w:val="en-AU"/>
+        </w:rPr>
+        <w:t>1</w:t>
+      </w:r>
+      <w:r>
+        <w:rPr>
+          <w:sz w:val="16"/>
+          <w:szCs w:val="16"/>
+          <w:lang w:val="en-AU"/>
+        </w:rPr>
+        <w:t>. Effect of Target16 Quantization Type on LIBERO-Goal Performance</w:t>
+      </w:r>
+    </w:p>
+    <w:p>
+      <w:pPr>
+        <w:pBdr>
+          <w:top w:val="nil"/>
+          <w:left w:val="nil"/>
+          <w:bottom w:val="nil"/>
+          <w:right w:val="nil"/>
+          <w:between w:val="nil"/>
+        </w:pBdr>
+        <w:spacing w:before="5" w:after="1"/>
+        <w:rPr>
+          <w:color w:val="000000"/>
+          <w:sz w:val="18"/>
+          <w:szCs w:val="18"/>
+        </w:rPr>
+      </w:pPr>
+    </w:p>
+    <w:tbl>
+      <w:tblPr>
+        <w:tblW w:w="4808" w:type="dxa"/>
+        <w:tblLayout w:type="fixed"/>
+        <w:tblLook w:val="0000" w:firstRow="0" w:lastRow="0" w:firstColumn="0" w:lastColumn="0" w:noHBand="0" w:noVBand="0"/>
+      </w:tblPr>
+      <w:tblGrid>
+        <w:gridCol w:w="1597"/>
+        <w:gridCol w:w="1767"/>
+        <w:gridCol w:w="1444"/>
+      </w:tblGrid>
+      <w:tr>
+        <w:trPr>
+          <w:trHeight w:val="536"/>
+        </w:trPr>
+        <w:tc>
+          <w:tcPr>
+            <w:tcW w:w="1597" w:type="dxa"/>
+            <w:tcBorders>
+              <w:top w:val="single" w:sz="4" w:space="0" w:color="000000"/>
+            </w:tcBorders>
+            <w:shd w:val="clear" w:color="auto" w:fill="D1D1D1"/>
+          </w:tcPr>
+          <w:p>
+            <w:pPr>
+              <w:pBdr>
+                <w:top w:val="nil"/>
+                <w:left w:val="nil"/>
+                <w:bottom w:val="nil"/>
+                <w:right w:val="nil"/>
+                <w:between w:val="nil"/>
+              </w:pBdr>
+              <w:ind w:left="107"/>
+              <w:rPr>
+                <w:color w:val="000000"/>
+                <w:sz w:val="19"/>
+                <w:szCs w:val="19"/>
+              </w:rPr>
+            </w:pPr>
+            <w:r>
+              <w:rPr>
+                <w:color w:val="000000"/>
+                <w:sz w:val="19"/>
+                <w:szCs w:val="19"/>
+              </w:rPr>
+              <w:t>Target16</w:t>
+            </w:r>
+          </w:p>
+        </w:tc>
+        <w:tc>
+          <w:tcPr>
+            <w:tcW w:w="1767" w:type="dxa"/>
+            <w:tcBorders>
+              <w:top w:val="single" w:sz="4" w:space="0" w:color="000000"/>
+            </w:tcBorders>
+            <w:shd w:val="clear" w:color="auto" w:fill="E8E8E8"/>
+          </w:tcPr>
+          <w:p>
+            <w:pPr>
+              <w:pBdr>
+                <w:top w:val="nil"/>
+                <w:left w:val="nil"/>
+                <w:bottom w:val="nil"/>
+                <w:right w:val="nil"/>
+                <w:between w:val="nil"/>
+              </w:pBdr>
+              <w:ind w:left="107"/>
+              <w:rPr>
+                <w:color w:val="000000"/>
+                <w:sz w:val="19"/>
+                <w:szCs w:val="19"/>
+              </w:rPr>
+            </w:pPr>
+            <w:r>
+              <w:rPr>
+                <w:color w:val="000000"/>
+                <w:sz w:val="19"/>
+                <w:szCs w:val="19"/>
+              </w:rPr>
+              <w:t>Accuracy</w:t>
+            </w:r>
+          </w:p>
+        </w:tc>
+        <w:tc>
+          <w:tcPr>
+            <w:tcW w:w="1444" w:type="dxa"/>
+            <w:tcBorders>
+              <w:top w:val="single" w:sz="4" w:space="0" w:color="000000"/>
+            </w:tcBorders>
+            <w:shd w:val="clear" w:color="auto" w:fill="E8E8E8"/>
+          </w:tcPr>
+          <w:p>
+            <w:pPr>
+              <w:pBdr>
+                <w:top w:val="nil"/>
+                <w:left w:val="nil"/>
+                <w:bottom w:val="nil"/>
+                <w:right w:val="nil"/>
+                <w:between w:val="nil"/>
+              </w:pBdr>
+              <w:ind w:left="130"/>
+              <w:rPr>
+                <w:color w:val="000000"/>
+                <w:sz w:val="19"/>
+                <w:szCs w:val="19"/>
+              </w:rPr>
+            </w:pPr>
+            <w:r>
+              <w:rPr>
+                <w:color w:val="000000"/>
+                <w:sz w:val="19"/>
+                <w:szCs w:val="19"/>
+              </w:rPr>
+              <w:t xml:space="preserve">Mean </w:t>
+            </w:r>
+            <w:r>
+              <w:rPr>
+                <w:color w:val="000000"/>
+                <w:sz w:val="19"/>
+                <w:szCs w:val="19"/>
+              </w:rPr>
+              <w:t>RMS Dript</w:t>
+            </w:r>
+            <w:r>
+              <w:rPr>
+                <w:color w:val="000000"/>
+                <w:sz w:val="19"/>
+                <w:szCs w:val="19"/>
+              </w:rPr>
+              <w:t xml:space="preserve"> </w:t>
+            </w:r>
+          </w:p>
+        </w:tc>
+      </w:tr>
+      <w:tr>
+        <w:trPr>
+          <w:trHeight w:val="510"/>
+        </w:trPr>
+        <w:tc>
+          <w:tcPr>
+            <w:tcW w:w="1597" w:type="dxa"/>
+            <w:shd w:val="clear" w:color="auto" w:fill="E8E8E8"/>
+          </w:tcPr>
+          <w:p>
+            <w:pPr>
+              <w:pBdr>
+                <w:top w:val="nil"/>
+                <w:left w:val="nil"/>
+                <w:bottom w:val="nil"/>
+                <w:right w:val="nil"/>
+                <w:between w:val="nil"/>
+              </w:pBdr>
+              <w:spacing w:line="264" w:lineRule="auto"/>
+              <w:ind w:left="107"/>
+              <w:rPr>
+                <w:color w:val="000000"/>
+                <w:sz w:val="19"/>
+                <w:szCs w:val="19"/>
+              </w:rPr>
+            </w:pPr>
+            <w:r>
+              <w:rPr>
+                <w:color w:val="000000"/>
+                <w:sz w:val="19"/>
+                <w:szCs w:val="19"/>
+              </w:rPr>
+              <w:t>FP16</w:t>
+            </w:r>
+          </w:p>
+          <w:p>
+            <w:pPr>
+              <w:pBdr>
+                <w:top w:val="nil"/>
+                <w:left w:val="nil"/>
+                <w:bottom w:val="nil"/>
+                <w:right w:val="nil"/>
+                <w:between w:val="nil"/>
+              </w:pBdr>
+              <w:spacing w:line="264" w:lineRule="auto"/>
+              <w:ind w:left="107"/>
+              <w:rPr>
+                <w:color w:val="000000"/>
+                <w:sz w:val="19"/>
+                <w:szCs w:val="19"/>
+              </w:rPr>
+            </w:pPr>
+            <w:r>
+              <w:rPr>
+                <w:color w:val="000000"/>
+                <w:sz w:val="19"/>
+                <w:szCs w:val="19"/>
+              </w:rPr>
+              <w:t>Baseline</w:t>
+            </w:r>
+          </w:p>
+        </w:tc>
+        <w:tc>
+          <w:tcPr>
+            <w:tcW w:w="1767" w:type="dxa"/>
+            <w:shd w:val="clear" w:color="auto" w:fill="F1F1F1"/>
+          </w:tcPr>
+          <w:p>
+            <w:pPr>
+              <w:pBdr>
+                <w:top w:val="nil"/>
+                <w:left w:val="nil"/>
+                <w:bottom w:val="nil"/>
+                <w:right w:val="nil"/>
+                <w:between w:val="nil"/>
+              </w:pBdr>
+              <w:ind w:left="107"/>
+              <w:rPr>
+                <w:color w:val="000000"/>
+                <w:sz w:val="19"/>
+                <w:szCs w:val="19"/>
+              </w:rPr>
+            </w:pPr>
+            <w:r>
+              <w:rPr>
+                <w:color w:val="000000"/>
+                <w:sz w:val="19"/>
+                <w:szCs w:val="19"/>
+              </w:rPr>
+              <w:t>0.94</w:t>
+            </w:r>
+          </w:p>
+        </w:tc>
+        <w:tc>
+          <w:tcPr>
+            <w:tcW w:w="1444" w:type="dxa"/>
+            <w:shd w:val="clear" w:color="auto" w:fill="F1F1F1"/>
+          </w:tcPr>
+          <w:p>
+            <w:pPr>
+              <w:pBdr>
+                <w:top w:val="nil"/>
+                <w:left w:val="nil"/>
+                <w:bottom w:val="nil"/>
+                <w:right w:val="nil"/>
+                <w:between w:val="nil"/>
+              </w:pBdr>
+              <w:spacing w:line="264" w:lineRule="auto"/>
+              <w:ind w:left="130" w:right="288"/>
+              <w:rPr>
+                <w:color w:val="000000"/>
+                <w:sz w:val="19"/>
+                <w:szCs w:val="19"/>
+              </w:rPr>
+            </w:pPr>
+            <w:r>
+              <w:rPr>
+                <w:color w:val="000000"/>
+                <w:sz w:val="19"/>
+                <w:szCs w:val="19"/>
+              </w:rPr>
+              <w:t>N/A</w:t>
+            </w:r>
+          </w:p>
+        </w:tc>
+      </w:tr>
+      <w:tr>
+        <w:trPr>
+          <w:trHeight w:val="417"/>
+        </w:trPr>
+        <w:tc>
+          <w:tcPr>
+            <w:tcW w:w="1597" w:type="dxa"/>
+            <w:shd w:val="clear" w:color="auto" w:fill="E8E8E8"/>
+          </w:tcPr>
+          <w:p>
+            <w:pPr>
+              <w:pBdr>
+                <w:top w:val="nil"/>
+                <w:left w:val="nil"/>
+                <w:bottom w:val="nil"/>
+                <w:right w:val="nil"/>
+                <w:between w:val="nil"/>
+              </w:pBdr>
+              <w:spacing w:before="113" w:line="264" w:lineRule="auto"/>
+              <w:ind w:left="107"/>
+              <w:rPr>
+                <w:color w:val="000000"/>
+                <w:sz w:val="19"/>
+                <w:szCs w:val="19"/>
+              </w:rPr>
+            </w:pPr>
+            <w:r>
+              <w:rPr>
+                <w:color w:val="000000"/>
+                <w:sz w:val="19"/>
+                <w:szCs w:val="19"/>
+              </w:rPr>
+              <w:t>W8A16</w:t>
+            </w:r>
+          </w:p>
+        </w:tc>
+        <w:tc>
+          <w:tcPr>
+            <w:tcW w:w="1767" w:type="dxa"/>
+            <w:shd w:val="clear" w:color="auto" w:fill="F1F1F1"/>
+          </w:tcPr>
+          <w:p>
+            <w:pPr>
+              <w:pBdr>
+                <w:top w:val="nil"/>
+                <w:left w:val="nil"/>
+                <w:bottom w:val="nil"/>
+                <w:right w:val="nil"/>
+                <w:between w:val="nil"/>
+              </w:pBdr>
+              <w:spacing w:before="113"/>
+              <w:ind w:left="107"/>
+              <w:rPr>
+                <w:color w:val="000000"/>
+                <w:sz w:val="19"/>
+                <w:szCs w:val="19"/>
+              </w:rPr>
+            </w:pPr>
+            <w:r>
+              <w:rPr>
+                <w:color w:val="000000"/>
+                <w:sz w:val="19"/>
+                <w:szCs w:val="19"/>
+              </w:rPr>
+              <w:t>0.953</w:t>
+            </w:r>
+          </w:p>
+        </w:tc>
+        <w:tc>
+          <w:tcPr>
+            <w:tcW w:w="1444" w:type="dxa"/>
+            <w:shd w:val="clear" w:color="auto" w:fill="F1F1F1"/>
+          </w:tcPr>
+          <w:p>
+            <w:pPr>
+              <w:pBdr>
+                <w:top w:val="nil"/>
+                <w:left w:val="nil"/>
+                <w:bottom w:val="nil"/>
+                <w:right w:val="nil"/>
+                <w:between w:val="nil"/>
+              </w:pBdr>
+              <w:spacing w:before="113"/>
+              <w:ind w:left="130"/>
+              <w:rPr>
+                <w:color w:val="000000"/>
+                <w:sz w:val="19"/>
+                <w:szCs w:val="19"/>
+              </w:rPr>
+            </w:pPr>
+            <w:r>
+              <w:rPr>
+                <w:color w:val="000000"/>
+                <w:sz w:val="19"/>
+                <w:szCs w:val="19"/>
+              </w:rPr>
+              <w:t>0.002601</w:t>
+            </w:r>
+          </w:p>
+        </w:tc>
+      </w:tr>
+      <w:tr>
+        <w:trPr>
+          <w:trHeight w:val="595"/>
+        </w:trPr>
+        <w:tc>
+          <w:tcPr>
+            <w:tcW w:w="1597" w:type="dxa"/>
+            <w:shd w:val="clear" w:color="auto" w:fill="E8E8E8"/>
+          </w:tcPr>
+          <w:p>
+            <w:pPr>
+              <w:pBdr>
+                <w:top w:val="nil"/>
+                <w:left w:val="nil"/>
+                <w:bottom w:val="nil"/>
+                <w:right w:val="nil"/>
+                <w:between w:val="nil"/>
+              </w:pBdr>
+              <w:spacing w:before="113" w:line="264" w:lineRule="auto"/>
+              <w:ind w:left="107"/>
+              <w:rPr>
+                <w:color w:val="000000"/>
+                <w:sz w:val="19"/>
+                <w:szCs w:val="19"/>
+              </w:rPr>
+            </w:pPr>
+            <w:r>
+              <w:rPr>
+                <w:color w:val="000000"/>
+                <w:sz w:val="19"/>
+                <w:szCs w:val="19"/>
+              </w:rPr>
+              <w:t>A8A16</w:t>
+            </w:r>
+          </w:p>
+        </w:tc>
+        <w:tc>
+          <w:tcPr>
+            <w:tcW w:w="1767" w:type="dxa"/>
+            <w:shd w:val="clear" w:color="auto" w:fill="F1F1F1"/>
+          </w:tcPr>
+          <w:p>
+            <w:pPr>
+              <w:pBdr>
+                <w:top w:val="nil"/>
+                <w:left w:val="nil"/>
+                <w:bottom w:val="nil"/>
+                <w:right w:val="nil"/>
+                <w:between w:val="nil"/>
+              </w:pBdr>
+              <w:spacing w:before="113"/>
+              <w:ind w:left="107"/>
+              <w:rPr>
+                <w:color w:val="000000"/>
+                <w:sz w:val="19"/>
+                <w:szCs w:val="19"/>
+              </w:rPr>
+            </w:pPr>
+            <w:r>
+              <w:rPr>
+                <w:color w:val="000000"/>
+                <w:sz w:val="19"/>
+                <w:szCs w:val="19"/>
+              </w:rPr>
+              <w:t>0.96</w:t>
+            </w:r>
+          </w:p>
+        </w:tc>
+        <w:tc>
+          <w:tcPr>
+            <w:tcW w:w="1444" w:type="dxa"/>
+            <w:shd w:val="clear" w:color="auto" w:fill="F1F1F1"/>
+          </w:tcPr>
+          <w:p>
+            <w:pPr>
+              <w:pBdr>
+                <w:top w:val="nil"/>
+                <w:left w:val="nil"/>
+                <w:bottom w:val="nil"/>
+                <w:right w:val="nil"/>
+                <w:between w:val="nil"/>
+              </w:pBdr>
+              <w:spacing w:before="113"/>
+              <w:ind w:left="130"/>
+              <w:rPr>
+                <w:color w:val="000000"/>
+                <w:sz w:val="19"/>
+                <w:szCs w:val="19"/>
+              </w:rPr>
+            </w:pPr>
+            <w:r>
+              <w:rPr>
+                <w:color w:val="000000"/>
+                <w:sz w:val="19"/>
+                <w:szCs w:val="19"/>
+              </w:rPr>
+              <w:t>0.001582</w:t>
+            </w:r>
+          </w:p>
+        </w:tc>
+      </w:tr>
+      <w:tr>
+        <w:trPr>
+          <w:trHeight w:val="467"/>
+        </w:trPr>
+        <w:tc>
+          <w:tcPr>
+            <w:tcW w:w="1597" w:type="dxa"/>
+            <w:tcBorders>
+              <w:bottom w:val="single" w:sz="4" w:space="0" w:color="000000"/>
+            </w:tcBorders>
+            <w:shd w:val="clear" w:color="auto" w:fill="D1D1D1"/>
+          </w:tcPr>
+          <w:p>
+            <w:pPr>
+              <w:pBdr>
+                <w:top w:val="nil"/>
+                <w:left w:val="nil"/>
+                <w:bottom w:val="nil"/>
+                <w:right w:val="nil"/>
+                <w:between w:val="nil"/>
+              </w:pBdr>
+              <w:ind w:left="107"/>
+              <w:rPr>
+                <w:color w:val="000000"/>
+                <w:sz w:val="19"/>
+                <w:szCs w:val="19"/>
+              </w:rPr>
+            </w:pPr>
+            <w:r>
+              <w:rPr>
+                <w:color w:val="000000"/>
+                <w:sz w:val="19"/>
+                <w:szCs w:val="19"/>
+              </w:rPr>
+              <w:t>W8A8</w:t>
+            </w:r>
+          </w:p>
+        </w:tc>
+        <w:tc>
+          <w:tcPr>
+            <w:tcW w:w="1767" w:type="dxa"/>
+            <w:tcBorders>
+              <w:bottom w:val="single" w:sz="4" w:space="0" w:color="000000"/>
+            </w:tcBorders>
+            <w:shd w:val="clear" w:color="auto" w:fill="E8E8E8"/>
+          </w:tcPr>
+          <w:p>
+            <w:pPr>
+              <w:pBdr>
+                <w:top w:val="nil"/>
+                <w:left w:val="nil"/>
+                <w:bottom w:val="nil"/>
+                <w:right w:val="nil"/>
+                <w:between w:val="nil"/>
+              </w:pBdr>
+              <w:ind w:left="107"/>
+              <w:rPr>
+                <w:color w:val="000000"/>
+                <w:sz w:val="19"/>
+                <w:szCs w:val="19"/>
+              </w:rPr>
+            </w:pPr>
+            <w:r>
+              <w:rPr>
+                <w:color w:val="000000"/>
+                <w:sz w:val="19"/>
+                <w:szCs w:val="19"/>
+              </w:rPr>
+              <w:t>0.96</w:t>
+            </w:r>
+          </w:p>
+        </w:tc>
+        <w:tc>
+          <w:tcPr>
+            <w:tcW w:w="1444" w:type="dxa"/>
+            <w:tcBorders>
+              <w:bottom w:val="single" w:sz="4" w:space="0" w:color="000000"/>
+            </w:tcBorders>
+            <w:shd w:val="clear" w:color="auto" w:fill="E8E8E8"/>
+          </w:tcPr>
+          <w:p>
+            <w:pPr>
+              <w:pBdr>
+                <w:top w:val="nil"/>
+                <w:left w:val="nil"/>
+                <w:bottom w:val="nil"/>
+                <w:right w:val="nil"/>
+                <w:between w:val="nil"/>
+              </w:pBdr>
+              <w:ind w:left="130"/>
+              <w:rPr>
+                <w:color w:val="000000"/>
+                <w:sz w:val="19"/>
+                <w:szCs w:val="19"/>
+              </w:rPr>
+            </w:pPr>
+            <w:r>
+              <w:rPr>
+                <w:color w:val="000000"/>
+                <w:sz w:val="19"/>
+                <w:szCs w:val="19"/>
+              </w:rPr>
+              <w:t>0.002784</w:t>
+            </w:r>
+          </w:p>
+        </w:tc>
+      </w:tr>
+    </w:tbl>
     <w:p>
       <w:pPr>
         <w:pBdr>
@@ -2491,7 +3123,43 @@
           <w:szCs w:val="19"/>
           <w:lang w:val="en-AU"/>
         </w:rPr>
-        <w:t xml:space="preserve">Meanwhile, with our various timestep-window setups, accuracy became as high as 98% when using the full timestep window, but there were not many clear findings regarding whether W8A8, W8A16, or W16A8 was used (Table I). This could be because this experiment was only conducted on the LIBERO-Goal suite, as the smoke test for the main experiment indicated that it was the only suite showing significant accuracy differences when the combined experiments quantized the entire </w:t>
+        <w:t>Meanwhile, with our various timestep-window setups, accuracy became as high as 9</w:t>
+      </w:r>
+      <w:r>
+        <w:rPr>
+          <w:color w:val="000000" w:themeColor="text1"/>
+          <w:sz w:val="19"/>
+          <w:szCs w:val="19"/>
+          <w:lang w:val="en-AU"/>
+        </w:rPr>
+        <w:t>6</w:t>
+      </w:r>
+      <w:r>
+        <w:rPr>
+          <w:color w:val="000000" w:themeColor="text1"/>
+          <w:sz w:val="19"/>
+          <w:szCs w:val="19"/>
+          <w:lang w:val="en-AU"/>
+        </w:rPr>
+        <w:t xml:space="preserve">% when using the full timestep window, but there were not many clear findings regarding whether W8A8, W8A16, or W16A8 was used (Table </w:t>
+      </w:r>
+      <w:r>
+        <w:rPr>
+          <w:color w:val="000000" w:themeColor="text1"/>
+          <w:sz w:val="19"/>
+          <w:szCs w:val="19"/>
+          <w:lang w:val="en-AU"/>
+        </w:rPr>
+        <w:t>I</w:t>
+      </w:r>
+      <w:r>
+        <w:rPr>
+          <w:color w:val="000000" w:themeColor="text1"/>
+          <w:sz w:val="19"/>
+          <w:szCs w:val="19"/>
+          <w:lang w:val="en-AU"/>
+        </w:rPr>
+        <w:t xml:space="preserve">). This could be because this experiment was only conducted on the LIBERO-Goal suite, as the smoke test for the main experiment indicated that it was the only suite showing significant accuracy differences when the combined experiments quantized the entire </w:t>
       </w:r>
       <w:r>
         <w:rPr>
@@ -2511,7 +3179,856 @@
         </w:rPr>
         <w:t xml:space="preserve"> layers with W8A16 quantization.</w:t>
       </w:r>
+      <w:r>
+        <w:rPr>
+          <w:color w:val="000000" w:themeColor="text1"/>
+          <w:sz w:val="19"/>
+          <w:szCs w:val="19"/>
+          <w:lang w:val="en-AU"/>
+        </w:rPr>
+        <w:t xml:space="preserve"> </w:t>
+      </w:r>
     </w:p>
+    <w:p>
+      <w:pPr>
+        <w:pBdr>
+          <w:top w:val="nil"/>
+          <w:left w:val="nil"/>
+          <w:bottom w:val="nil"/>
+          <w:right w:val="nil"/>
+          <w:between w:val="nil"/>
+        </w:pBdr>
+        <w:spacing w:before="213" w:line="264" w:lineRule="auto"/>
+        <w:ind w:left="96" w:right="38" w:hanging="10"/>
+        <w:jc w:val="both"/>
+        <w:rPr>
+          <w:color w:val="000000" w:themeColor="text1"/>
+          <w:sz w:val="19"/>
+          <w:szCs w:val="19"/>
+          <w:lang w:val="en-AU"/>
+        </w:rPr>
+      </w:pPr>
+      <w:r>
+        <w:rPr>
+          <w:color w:val="000000" w:themeColor="text1"/>
+          <w:sz w:val="19"/>
+          <w:szCs w:val="19"/>
+          <w:lang w:val="en-AU"/>
+        </w:rPr>
+        <w:lastRenderedPageBreak/>
+        <w:t>Next</w:t>
+      </w:r>
+      <w:r>
+        <w:rPr>
+          <w:color w:val="000000" w:themeColor="text1"/>
+          <w:sz w:val="19"/>
+          <w:szCs w:val="19"/>
+          <w:lang w:val="en-AU"/>
+        </w:rPr>
+        <w:t>, u</w:t>
+      </w:r>
+      <w:r>
+        <w:rPr>
+          <w:color w:val="000000" w:themeColor="text1"/>
+          <w:sz w:val="19"/>
+          <w:szCs w:val="19"/>
+          <w:lang w:val="en-AU"/>
+        </w:rPr>
+        <w:t xml:space="preserve">nder the W8A16 quantized setting, the effect of flow-window coverage </w:t>
+      </w:r>
+      <w:r>
+        <w:rPr>
+          <w:color w:val="000000" w:themeColor="text1"/>
+          <w:sz w:val="19"/>
+          <w:szCs w:val="19"/>
+          <w:lang w:val="en-AU"/>
+        </w:rPr>
+        <w:t xml:space="preserve">(Table II) </w:t>
+      </w:r>
+      <w:r>
+        <w:rPr>
+          <w:color w:val="000000" w:themeColor="text1"/>
+          <w:sz w:val="19"/>
+          <w:szCs w:val="19"/>
+          <w:lang w:val="en-AU"/>
+        </w:rPr>
+        <w:t>shows a slight upward trend as the quantized window becomes larger. Although the mean RMS drift increases with wider flow coverage, this higher numerical drift does not directly translate into lower task success. Instead, the larger-window settings achieve equal or better success</w:t>
+      </w:r>
+      <w:r>
+        <w:rPr>
+          <w:color w:val="000000" w:themeColor="text1"/>
+          <w:sz w:val="19"/>
+          <w:szCs w:val="19"/>
+          <w:lang w:val="en-AU"/>
+        </w:rPr>
+        <w:t xml:space="preserve"> in </w:t>
+      </w:r>
+      <w:r>
+        <w:rPr>
+          <w:color w:val="000000" w:themeColor="text1"/>
+          <w:sz w:val="19"/>
+          <w:szCs w:val="19"/>
+          <w:lang w:val="en-AU"/>
+        </w:rPr>
+        <w:t>LIBERO</w:t>
+      </w:r>
+      <w:r>
+        <w:rPr>
+          <w:color w:val="000000" w:themeColor="text1"/>
+          <w:sz w:val="19"/>
+          <w:szCs w:val="19"/>
+          <w:lang w:val="en-AU"/>
+        </w:rPr>
+        <w:t>_</w:t>
+      </w:r>
+      <w:r>
+        <w:rPr>
+          <w:color w:val="000000" w:themeColor="text1"/>
+          <w:sz w:val="19"/>
+          <w:szCs w:val="19"/>
+          <w:lang w:val="en-AU"/>
+        </w:rPr>
+        <w:t>Goal</w:t>
+      </w:r>
+      <w:r>
+        <w:rPr>
+          <w:color w:val="000000" w:themeColor="text1"/>
+          <w:sz w:val="19"/>
+          <w:szCs w:val="19"/>
+          <w:lang w:val="en-AU"/>
+        </w:rPr>
+        <w:t xml:space="preserve">, suggesting that drift magnitude alone is not sufficient to explain </w:t>
+      </w:r>
+      <w:r>
+        <w:rPr>
+          <w:color w:val="000000" w:themeColor="text1"/>
+          <w:sz w:val="19"/>
+          <w:szCs w:val="19"/>
+          <w:lang w:val="en-AU"/>
+        </w:rPr>
+        <w:t>behavioural</w:t>
+      </w:r>
+      <w:r>
+        <w:rPr>
+          <w:color w:val="000000" w:themeColor="text1"/>
+          <w:sz w:val="19"/>
+          <w:szCs w:val="19"/>
+          <w:lang w:val="en-AU"/>
+        </w:rPr>
+        <w:t xml:space="preserve"> degradation. In this case, broader quantization appears to be </w:t>
+      </w:r>
+      <w:r>
+        <w:rPr>
+          <w:color w:val="000000" w:themeColor="text1"/>
+          <w:sz w:val="19"/>
+          <w:szCs w:val="19"/>
+          <w:lang w:val="en-AU"/>
+        </w:rPr>
+        <w:t>tolerated and</w:t>
+      </w:r>
+      <w:r>
+        <w:rPr>
+          <w:color w:val="000000" w:themeColor="text1"/>
+          <w:sz w:val="19"/>
+          <w:szCs w:val="19"/>
+          <w:lang w:val="en-AU"/>
+        </w:rPr>
+        <w:t xml:space="preserve"> may even stabilize execution compared with narrower timestep windows.</w:t>
+      </w:r>
+    </w:p>
+    <w:p>
+      <w:pPr>
+        <w:spacing w:before="240" w:after="240" w:line="264" w:lineRule="auto"/>
+        <w:jc w:val="center"/>
+        <w:rPr>
+          <w:sz w:val="16"/>
+          <w:szCs w:val="16"/>
+        </w:rPr>
+      </w:pPr>
+      <w:r>
+        <w:rPr>
+          <w:sz w:val="16"/>
+          <w:szCs w:val="16"/>
+        </w:rPr>
+        <w:t>TABLE I</w:t>
+      </w:r>
+      <w:r>
+        <w:rPr>
+          <w:sz w:val="16"/>
+          <w:szCs w:val="16"/>
+        </w:rPr>
+        <w:t>I</w:t>
+      </w:r>
+    </w:p>
+    <w:p>
+      <w:pPr>
+        <w:ind w:left="605"/>
+        <w:jc w:val="center"/>
+        <w:rPr>
+          <w:sz w:val="16"/>
+          <w:szCs w:val="16"/>
+        </w:rPr>
+      </w:pPr>
+      <w:r>
+        <w:rPr>
+          <w:sz w:val="16"/>
+          <w:szCs w:val="16"/>
+          <w:lang w:val="en-AU"/>
+        </w:rPr>
+        <w:t xml:space="preserve">Table </w:t>
+      </w:r>
+      <w:r>
+        <w:rPr>
+          <w:sz w:val="16"/>
+          <w:szCs w:val="16"/>
+          <w:lang w:val="en-AU"/>
+        </w:rPr>
+        <w:t xml:space="preserve">2. </w:t>
+      </w:r>
+      <w:r>
+        <w:rPr>
+          <w:sz w:val="16"/>
+          <w:szCs w:val="16"/>
+          <w:lang w:val="en-AU"/>
+        </w:rPr>
+        <w:t xml:space="preserve">Effect of Flow-Window Coverage on LIBERO-Goal Performance </w:t>
+      </w:r>
+    </w:p>
+    <w:p>
+      <w:pPr>
+        <w:ind w:left="605"/>
+        <w:jc w:val="center"/>
+        <w:rPr>
+          <w:sz w:val="16"/>
+          <w:szCs w:val="16"/>
+        </w:rPr>
+      </w:pPr>
+    </w:p>
+    <w:p>
+      <w:pPr>
+        <w:pBdr>
+          <w:top w:val="nil"/>
+          <w:left w:val="nil"/>
+          <w:bottom w:val="nil"/>
+          <w:right w:val="nil"/>
+          <w:between w:val="nil"/>
+        </w:pBdr>
+        <w:spacing w:before="5" w:after="1"/>
+        <w:rPr>
+          <w:color w:val="000000"/>
+          <w:sz w:val="18"/>
+          <w:szCs w:val="18"/>
+        </w:rPr>
+      </w:pPr>
+    </w:p>
+    <w:tbl>
+      <w:tblPr>
+        <w:tblW w:w="4808" w:type="dxa"/>
+        <w:jc w:val="center"/>
+        <w:tblLayout w:type="fixed"/>
+        <w:tblLook w:val="0000" w:firstRow="0" w:lastRow="0" w:firstColumn="0" w:lastColumn="0" w:noHBand="0" w:noVBand="0"/>
+      </w:tblPr>
+      <w:tblGrid>
+        <w:gridCol w:w="1597"/>
+        <w:gridCol w:w="1767"/>
+        <w:gridCol w:w="1444"/>
+      </w:tblGrid>
+      <w:tr>
+        <w:trPr>
+          <w:trHeight w:val="536"/>
+          <w:jc w:val="center"/>
+        </w:trPr>
+        <w:tc>
+          <w:tcPr>
+            <w:tcW w:w="1597" w:type="dxa"/>
+            <w:tcBorders>
+              <w:top w:val="single" w:sz="4" w:space="0" w:color="000000"/>
+            </w:tcBorders>
+            <w:shd w:val="clear" w:color="auto" w:fill="D1D1D1"/>
+          </w:tcPr>
+          <w:p>
+            <w:pPr>
+              <w:pBdr>
+                <w:top w:val="nil"/>
+                <w:left w:val="nil"/>
+                <w:bottom w:val="nil"/>
+                <w:right w:val="nil"/>
+                <w:between w:val="nil"/>
+              </w:pBdr>
+              <w:ind w:left="107"/>
+              <w:rPr>
+                <w:color w:val="000000"/>
+                <w:sz w:val="19"/>
+                <w:szCs w:val="19"/>
+              </w:rPr>
+            </w:pPr>
+            <w:r>
+              <w:rPr>
+                <w:color w:val="000000"/>
+                <w:sz w:val="19"/>
+                <w:szCs w:val="19"/>
+              </w:rPr>
+              <w:t>Target16</w:t>
+            </w:r>
+          </w:p>
+        </w:tc>
+        <w:tc>
+          <w:tcPr>
+            <w:tcW w:w="1767" w:type="dxa"/>
+            <w:tcBorders>
+              <w:top w:val="single" w:sz="4" w:space="0" w:color="000000"/>
+            </w:tcBorders>
+            <w:shd w:val="clear" w:color="auto" w:fill="E8E8E8"/>
+          </w:tcPr>
+          <w:p>
+            <w:pPr>
+              <w:pBdr>
+                <w:top w:val="nil"/>
+                <w:left w:val="nil"/>
+                <w:bottom w:val="nil"/>
+                <w:right w:val="nil"/>
+                <w:between w:val="nil"/>
+              </w:pBdr>
+              <w:ind w:left="107"/>
+              <w:rPr>
+                <w:color w:val="000000"/>
+                <w:sz w:val="19"/>
+                <w:szCs w:val="19"/>
+              </w:rPr>
+            </w:pPr>
+            <w:r>
+              <w:rPr>
+                <w:color w:val="000000"/>
+                <w:sz w:val="19"/>
+                <w:szCs w:val="19"/>
+              </w:rPr>
+              <w:t>Accuracy</w:t>
+            </w:r>
+          </w:p>
+        </w:tc>
+        <w:tc>
+          <w:tcPr>
+            <w:tcW w:w="1444" w:type="dxa"/>
+            <w:tcBorders>
+              <w:top w:val="single" w:sz="4" w:space="0" w:color="000000"/>
+            </w:tcBorders>
+            <w:shd w:val="clear" w:color="auto" w:fill="E8E8E8"/>
+          </w:tcPr>
+          <w:p>
+            <w:pPr>
+              <w:pBdr>
+                <w:top w:val="nil"/>
+                <w:left w:val="nil"/>
+                <w:bottom w:val="nil"/>
+                <w:right w:val="nil"/>
+                <w:between w:val="nil"/>
+              </w:pBdr>
+              <w:ind w:left="130"/>
+              <w:rPr>
+                <w:color w:val="000000"/>
+                <w:sz w:val="19"/>
+                <w:szCs w:val="19"/>
+              </w:rPr>
+            </w:pPr>
+            <w:r>
+              <w:rPr>
+                <w:color w:val="000000"/>
+                <w:sz w:val="19"/>
+                <w:szCs w:val="19"/>
+              </w:rPr>
+              <w:t>Mean RMS Dri</w:t>
+            </w:r>
+            <w:r>
+              <w:rPr>
+                <w:color w:val="000000"/>
+                <w:sz w:val="19"/>
+                <w:szCs w:val="19"/>
+              </w:rPr>
+              <w:t>ft to FP</w:t>
+            </w:r>
+          </w:p>
+        </w:tc>
+      </w:tr>
+      <w:tr>
+        <w:trPr>
+          <w:trHeight w:val="510"/>
+          <w:jc w:val="center"/>
+        </w:trPr>
+        <w:tc>
+          <w:tcPr>
+            <w:tcW w:w="1597" w:type="dxa"/>
+            <w:shd w:val="clear" w:color="auto" w:fill="E8E8E8"/>
+          </w:tcPr>
+          <w:p>
+            <w:pPr>
+              <w:pBdr>
+                <w:top w:val="nil"/>
+                <w:left w:val="nil"/>
+                <w:bottom w:val="nil"/>
+                <w:right w:val="nil"/>
+                <w:between w:val="nil"/>
+              </w:pBdr>
+              <w:spacing w:line="264" w:lineRule="auto"/>
+              <w:ind w:left="107"/>
+              <w:rPr>
+                <w:color w:val="000000"/>
+                <w:sz w:val="19"/>
+                <w:szCs w:val="19"/>
+              </w:rPr>
+            </w:pPr>
+            <w:r>
+              <w:rPr>
+                <w:color w:val="000000"/>
+                <w:sz w:val="19"/>
+                <w:szCs w:val="19"/>
+              </w:rPr>
+              <w:t>FP16</w:t>
+            </w:r>
+          </w:p>
+          <w:p>
+            <w:pPr>
+              <w:pBdr>
+                <w:top w:val="nil"/>
+                <w:left w:val="nil"/>
+                <w:bottom w:val="nil"/>
+                <w:right w:val="nil"/>
+                <w:between w:val="nil"/>
+              </w:pBdr>
+              <w:spacing w:line="264" w:lineRule="auto"/>
+              <w:ind w:left="107"/>
+              <w:rPr>
+                <w:color w:val="000000"/>
+                <w:sz w:val="19"/>
+                <w:szCs w:val="19"/>
+              </w:rPr>
+            </w:pPr>
+            <w:r>
+              <w:rPr>
+                <w:color w:val="000000"/>
+                <w:sz w:val="19"/>
+                <w:szCs w:val="19"/>
+              </w:rPr>
+              <w:t>Baseline</w:t>
+            </w:r>
+          </w:p>
+        </w:tc>
+        <w:tc>
+          <w:tcPr>
+            <w:tcW w:w="1767" w:type="dxa"/>
+            <w:shd w:val="clear" w:color="auto" w:fill="F1F1F1"/>
+          </w:tcPr>
+          <w:p>
+            <w:pPr>
+              <w:pBdr>
+                <w:top w:val="nil"/>
+                <w:left w:val="nil"/>
+                <w:bottom w:val="nil"/>
+                <w:right w:val="nil"/>
+                <w:between w:val="nil"/>
+              </w:pBdr>
+              <w:ind w:left="107"/>
+              <w:rPr>
+                <w:color w:val="000000"/>
+                <w:sz w:val="19"/>
+                <w:szCs w:val="19"/>
+              </w:rPr>
+            </w:pPr>
+            <w:r>
+              <w:rPr>
+                <w:color w:val="000000"/>
+                <w:sz w:val="19"/>
+                <w:szCs w:val="19"/>
+              </w:rPr>
+              <w:t>0.94</w:t>
+            </w:r>
+          </w:p>
+        </w:tc>
+        <w:tc>
+          <w:tcPr>
+            <w:tcW w:w="1444" w:type="dxa"/>
+            <w:shd w:val="clear" w:color="auto" w:fill="F1F1F1"/>
+          </w:tcPr>
+          <w:p>
+            <w:pPr>
+              <w:pBdr>
+                <w:top w:val="nil"/>
+                <w:left w:val="nil"/>
+                <w:bottom w:val="nil"/>
+                <w:right w:val="nil"/>
+                <w:between w:val="nil"/>
+              </w:pBdr>
+              <w:spacing w:line="264" w:lineRule="auto"/>
+              <w:ind w:left="130" w:right="288"/>
+              <w:rPr>
+                <w:color w:val="000000"/>
+                <w:sz w:val="19"/>
+                <w:szCs w:val="19"/>
+              </w:rPr>
+            </w:pPr>
+            <w:r>
+              <w:rPr>
+                <w:color w:val="000000"/>
+                <w:sz w:val="19"/>
+                <w:szCs w:val="19"/>
+              </w:rPr>
+              <w:t>N/A</w:t>
+            </w:r>
+          </w:p>
+        </w:tc>
+      </w:tr>
+      <w:tr>
+        <w:trPr>
+          <w:trHeight w:val="417"/>
+          <w:jc w:val="center"/>
+        </w:trPr>
+        <w:tc>
+          <w:tcPr>
+            <w:tcW w:w="1597" w:type="dxa"/>
+            <w:shd w:val="clear" w:color="auto" w:fill="E8E8E8"/>
+          </w:tcPr>
+          <w:p>
+            <w:pPr>
+              <w:pBdr>
+                <w:top w:val="nil"/>
+                <w:left w:val="nil"/>
+                <w:bottom w:val="nil"/>
+                <w:right w:val="nil"/>
+                <w:between w:val="nil"/>
+              </w:pBdr>
+              <w:spacing w:before="113" w:line="264" w:lineRule="auto"/>
+              <w:ind w:left="107"/>
+              <w:rPr>
+                <w:color w:val="000000"/>
+                <w:sz w:val="19"/>
+                <w:szCs w:val="19"/>
+              </w:rPr>
+            </w:pPr>
+            <w:r>
+              <w:rPr>
+                <w:color w:val="000000"/>
+                <w:sz w:val="19"/>
+                <w:szCs w:val="19"/>
+              </w:rPr>
+              <w:t>24-31</w:t>
+            </w:r>
+          </w:p>
+        </w:tc>
+        <w:tc>
+          <w:tcPr>
+            <w:tcW w:w="1767" w:type="dxa"/>
+            <w:shd w:val="clear" w:color="auto" w:fill="F1F1F1"/>
+          </w:tcPr>
+          <w:p>
+            <w:pPr>
+              <w:pBdr>
+                <w:top w:val="nil"/>
+                <w:left w:val="nil"/>
+                <w:bottom w:val="nil"/>
+                <w:right w:val="nil"/>
+                <w:between w:val="nil"/>
+              </w:pBdr>
+              <w:spacing w:before="113"/>
+              <w:ind w:left="107"/>
+              <w:rPr>
+                <w:color w:val="000000"/>
+                <w:sz w:val="19"/>
+                <w:szCs w:val="19"/>
+              </w:rPr>
+            </w:pPr>
+            <w:r>
+              <w:rPr>
+                <w:color w:val="000000"/>
+                <w:sz w:val="19"/>
+                <w:szCs w:val="19"/>
+              </w:rPr>
+              <w:t>0.9</w:t>
+            </w:r>
+            <w:r>
+              <w:rPr>
+                <w:color w:val="000000"/>
+                <w:sz w:val="19"/>
+                <w:szCs w:val="19"/>
+              </w:rPr>
+              <w:t>4</w:t>
+            </w:r>
+          </w:p>
+        </w:tc>
+        <w:tc>
+          <w:tcPr>
+            <w:tcW w:w="1444" w:type="dxa"/>
+            <w:shd w:val="clear" w:color="auto" w:fill="F1F1F1"/>
+          </w:tcPr>
+          <w:p>
+            <w:pPr>
+              <w:pBdr>
+                <w:top w:val="nil"/>
+                <w:left w:val="nil"/>
+                <w:bottom w:val="nil"/>
+                <w:right w:val="nil"/>
+                <w:between w:val="nil"/>
+              </w:pBdr>
+              <w:spacing w:before="113"/>
+              <w:ind w:left="130"/>
+              <w:rPr>
+                <w:color w:val="000000"/>
+                <w:sz w:val="19"/>
+                <w:szCs w:val="19"/>
+              </w:rPr>
+            </w:pPr>
+            <w:r>
+              <w:rPr>
+                <w:color w:val="000000"/>
+                <w:sz w:val="19"/>
+                <w:szCs w:val="19"/>
+              </w:rPr>
+              <w:t>0.001857</w:t>
+            </w:r>
+          </w:p>
+        </w:tc>
+      </w:tr>
+      <w:tr>
+        <w:trPr>
+          <w:trHeight w:val="595"/>
+          <w:jc w:val="center"/>
+        </w:trPr>
+        <w:tc>
+          <w:tcPr>
+            <w:tcW w:w="1597" w:type="dxa"/>
+            <w:shd w:val="clear" w:color="auto" w:fill="E8E8E8"/>
+          </w:tcPr>
+          <w:p>
+            <w:pPr>
+              <w:pBdr>
+                <w:top w:val="nil"/>
+                <w:left w:val="nil"/>
+                <w:bottom w:val="nil"/>
+                <w:right w:val="nil"/>
+                <w:between w:val="nil"/>
+              </w:pBdr>
+              <w:spacing w:before="113" w:line="264" w:lineRule="auto"/>
+              <w:ind w:left="107"/>
+              <w:rPr>
+                <w:color w:val="000000"/>
+                <w:sz w:val="19"/>
+                <w:szCs w:val="19"/>
+              </w:rPr>
+            </w:pPr>
+            <w:r>
+              <w:rPr>
+                <w:color w:val="000000"/>
+                <w:sz w:val="19"/>
+                <w:szCs w:val="19"/>
+              </w:rPr>
+              <w:t>16-31</w:t>
+            </w:r>
+          </w:p>
+        </w:tc>
+        <w:tc>
+          <w:tcPr>
+            <w:tcW w:w="1767" w:type="dxa"/>
+            <w:shd w:val="clear" w:color="auto" w:fill="F1F1F1"/>
+          </w:tcPr>
+          <w:p>
+            <w:pPr>
+              <w:pBdr>
+                <w:top w:val="nil"/>
+                <w:left w:val="nil"/>
+                <w:bottom w:val="nil"/>
+                <w:right w:val="nil"/>
+                <w:between w:val="nil"/>
+              </w:pBdr>
+              <w:spacing w:before="113"/>
+              <w:ind w:left="107"/>
+              <w:rPr>
+                <w:color w:val="000000"/>
+                <w:sz w:val="19"/>
+                <w:szCs w:val="19"/>
+              </w:rPr>
+            </w:pPr>
+            <w:r>
+              <w:rPr>
+                <w:color w:val="000000"/>
+                <w:sz w:val="19"/>
+                <w:szCs w:val="19"/>
+              </w:rPr>
+              <w:t>0.96</w:t>
+            </w:r>
+          </w:p>
+        </w:tc>
+        <w:tc>
+          <w:tcPr>
+            <w:tcW w:w="1444" w:type="dxa"/>
+            <w:shd w:val="clear" w:color="auto" w:fill="F1F1F1"/>
+          </w:tcPr>
+          <w:p>
+            <w:pPr>
+              <w:pBdr>
+                <w:top w:val="nil"/>
+                <w:left w:val="nil"/>
+                <w:bottom w:val="nil"/>
+                <w:right w:val="nil"/>
+                <w:between w:val="nil"/>
+              </w:pBdr>
+              <w:spacing w:before="113"/>
+              <w:ind w:left="130"/>
+              <w:rPr>
+                <w:color w:val="000000"/>
+                <w:sz w:val="19"/>
+                <w:szCs w:val="19"/>
+              </w:rPr>
+            </w:pPr>
+            <w:r>
+              <w:rPr>
+                <w:color w:val="000000"/>
+                <w:sz w:val="19"/>
+                <w:szCs w:val="19"/>
+              </w:rPr>
+              <w:t>0.002110</w:t>
+            </w:r>
+          </w:p>
+        </w:tc>
+      </w:tr>
+      <w:tr>
+        <w:trPr>
+          <w:trHeight w:val="467"/>
+          <w:jc w:val="center"/>
+        </w:trPr>
+        <w:tc>
+          <w:tcPr>
+            <w:tcW w:w="1597" w:type="dxa"/>
+            <w:tcBorders>
+              <w:bottom w:val="single" w:sz="4" w:space="0" w:color="000000"/>
+            </w:tcBorders>
+            <w:shd w:val="clear" w:color="auto" w:fill="D1D1D1"/>
+          </w:tcPr>
+          <w:p>
+            <w:pPr>
+              <w:pBdr>
+                <w:top w:val="nil"/>
+                <w:left w:val="nil"/>
+                <w:bottom w:val="nil"/>
+                <w:right w:val="nil"/>
+                <w:between w:val="nil"/>
+              </w:pBdr>
+              <w:ind w:left="107"/>
+              <w:rPr>
+                <w:color w:val="000000"/>
+                <w:sz w:val="19"/>
+                <w:szCs w:val="19"/>
+              </w:rPr>
+            </w:pPr>
+            <w:r>
+              <w:rPr>
+                <w:color w:val="000000"/>
+                <w:sz w:val="19"/>
+                <w:szCs w:val="19"/>
+              </w:rPr>
+              <w:t>0</w:t>
+            </w:r>
+            <w:r>
+              <w:rPr>
+                <w:color w:val="000000"/>
+                <w:sz w:val="19"/>
+                <w:szCs w:val="19"/>
+              </w:rPr>
+              <w:t>-3</w:t>
+            </w:r>
+            <w:r>
+              <w:rPr>
+                <w:color w:val="000000"/>
+                <w:sz w:val="19"/>
+                <w:szCs w:val="19"/>
+              </w:rPr>
+              <w:t xml:space="preserve">1 </w:t>
+            </w:r>
+            <w:r>
+              <w:rPr>
+                <w:color w:val="000000"/>
+                <w:sz w:val="19"/>
+                <w:szCs w:val="19"/>
+              </w:rPr>
+              <w:t>(All)</w:t>
+            </w:r>
+          </w:p>
+        </w:tc>
+        <w:tc>
+          <w:tcPr>
+            <w:tcW w:w="1767" w:type="dxa"/>
+            <w:tcBorders>
+              <w:bottom w:val="single" w:sz="4" w:space="0" w:color="000000"/>
+            </w:tcBorders>
+            <w:shd w:val="clear" w:color="auto" w:fill="E8E8E8"/>
+          </w:tcPr>
+          <w:p>
+            <w:pPr>
+              <w:pBdr>
+                <w:top w:val="nil"/>
+                <w:left w:val="nil"/>
+                <w:bottom w:val="nil"/>
+                <w:right w:val="nil"/>
+                <w:between w:val="nil"/>
+              </w:pBdr>
+              <w:ind w:left="107"/>
+              <w:rPr>
+                <w:color w:val="000000"/>
+                <w:sz w:val="19"/>
+                <w:szCs w:val="19"/>
+              </w:rPr>
+            </w:pPr>
+            <w:r>
+              <w:rPr>
+                <w:color w:val="000000"/>
+                <w:sz w:val="19"/>
+                <w:szCs w:val="19"/>
+              </w:rPr>
+              <w:t>0.9</w:t>
+            </w:r>
+            <w:r>
+              <w:rPr>
+                <w:color w:val="000000"/>
+                <w:sz w:val="19"/>
+                <w:szCs w:val="19"/>
+              </w:rPr>
+              <w:t>73</w:t>
+            </w:r>
+          </w:p>
+        </w:tc>
+        <w:tc>
+          <w:tcPr>
+            <w:tcW w:w="1444" w:type="dxa"/>
+            <w:tcBorders>
+              <w:bottom w:val="single" w:sz="4" w:space="0" w:color="000000"/>
+            </w:tcBorders>
+            <w:shd w:val="clear" w:color="auto" w:fill="E8E8E8"/>
+          </w:tcPr>
+          <w:p>
+            <w:pPr>
+              <w:pBdr>
+                <w:top w:val="nil"/>
+                <w:left w:val="nil"/>
+                <w:bottom w:val="nil"/>
+                <w:right w:val="nil"/>
+                <w:between w:val="nil"/>
+              </w:pBdr>
+              <w:ind w:left="130"/>
+              <w:rPr>
+                <w:color w:val="000000"/>
+                <w:sz w:val="19"/>
+                <w:szCs w:val="19"/>
+              </w:rPr>
+            </w:pPr>
+            <w:r>
+              <w:rPr>
+                <w:color w:val="000000"/>
+                <w:sz w:val="19"/>
+                <w:szCs w:val="19"/>
+              </w:rPr>
+              <w:t>0.003000</w:t>
+            </w:r>
+          </w:p>
+        </w:tc>
+      </w:tr>
+    </w:tbl>
     <w:p>
       <w:pPr>
         <w:pStyle w:val="Heading2"/>
@@ -2602,7 +4119,25 @@
           <w:szCs w:val="19"/>
           <w:lang w:val="en-AU"/>
         </w:rPr>
-        <w:t>. We also added a W16A8 setting specifically for the 16-layer set, while keeping W8A16 for the 114-layer base set as an extra mode. As a result, the 16-layer set actually improved over W8-only or A8-only, with W8A8 becoming the best quantized setting for that region, although it was still slightly below the no-quantization reference (Table II).</w:t>
+        <w:t>. We also added a W16A8 setting specifically for the 16-layer set, while keeping W8A16 for the 114-layer base set as an extra mode. As a result, the 16-layer set actually improved over W8-only or A8-only, with W8A8 becoming the best quantized setting for that region, although it was still slightly below the no-quantization reference (Table II</w:t>
+      </w:r>
+      <w:r>
+        <w:rPr>
+          <w:color w:val="000000" w:themeColor="text1"/>
+          <w:sz w:val="19"/>
+          <w:szCs w:val="19"/>
+          <w:lang w:val="en-AU"/>
+        </w:rPr>
+        <w:t>I</w:t>
+      </w:r>
+      <w:r>
+        <w:rPr>
+          <w:color w:val="000000" w:themeColor="text1"/>
+          <w:sz w:val="19"/>
+          <w:szCs w:val="19"/>
+          <w:lang w:val="en-AU"/>
+        </w:rPr>
+        <w:t>).</w:t>
       </w:r>
     </w:p>
     <w:p>
@@ -2631,17 +4166,25 @@
           <w:szCs w:val="19"/>
           <w:lang w:val="en-AU"/>
         </w:rPr>
-        <w:t xml:space="preserve">This finding appeared in the LIBERO-Goal suite. In contrast to the initial experiments, where no clear difference was found when A8, W8, or W8A8 was applied to the 16-layer </w:t>
-      </w:r>
-      <w:r>
-        <w:rPr>
-          <w:color w:val="000000" w:themeColor="text1"/>
-          <w:sz w:val="19"/>
-          <w:szCs w:val="19"/>
-          <w:lang w:val="en-AU"/>
-        </w:rPr>
-        <w:lastRenderedPageBreak/>
-        <w:t xml:space="preserve">set alone, this result indicates that the underlying 130-layer W8A16 baseline affected the model’s </w:t>
+        <w:t>This finding appeared in the LIBERO</w:t>
+      </w:r>
+      <w:r>
+        <w:rPr>
+          <w:color w:val="000000" w:themeColor="text1"/>
+          <w:sz w:val="19"/>
+          <w:szCs w:val="19"/>
+          <w:lang w:val="en-AU"/>
+        </w:rPr>
+        <w:t>_</w:t>
+      </w:r>
+      <w:r>
+        <w:rPr>
+          <w:color w:val="000000" w:themeColor="text1"/>
+          <w:sz w:val="19"/>
+          <w:szCs w:val="19"/>
+          <w:lang w:val="en-AU"/>
+        </w:rPr>
+        <w:t xml:space="preserve">Goal suite. In contrast to the initial experiments, where no clear difference was found when A8, W8, or W8A8 was applied to the 16-layer set alone, this result indicates that the underlying 130-layer W8A16 baseline affected the model’s </w:t>
       </w:r>
       <w:r>
         <w:rPr>
@@ -2660,6 +4203,222 @@
           <w:lang w:val="en-AU"/>
         </w:rPr>
         <w:t>. Under this combined setting, W8A8 slightly rescued the lower performance of A8-only and W8-only.</w:t>
+      </w:r>
+      <w:r>
+        <w:rPr>
+          <w:color w:val="000000" w:themeColor="text1"/>
+          <w:sz w:val="19"/>
+          <w:szCs w:val="19"/>
+          <w:lang w:val="en-AU"/>
+        </w:rPr>
+        <w:t xml:space="preserve"> As for other suites, W8A16 on 130 layers results</w:t>
+      </w:r>
+      <w:r>
+        <w:rPr>
+          <w:color w:val="000000" w:themeColor="text1"/>
+          <w:sz w:val="19"/>
+          <w:szCs w:val="19"/>
+          <w:lang w:val="en-AU"/>
+        </w:rPr>
+        <w:t xml:space="preserve"> showed </w:t>
+      </w:r>
+      <w:r>
+        <w:rPr>
+          <w:color w:val="000000" w:themeColor="text1"/>
+          <w:sz w:val="19"/>
+          <w:szCs w:val="19"/>
+          <w:lang w:val="en-AU"/>
+        </w:rPr>
+        <w:t>no significant</w:t>
+      </w:r>
+      <w:r>
+        <w:rPr>
+          <w:color w:val="000000" w:themeColor="text1"/>
+          <w:sz w:val="19"/>
+          <w:szCs w:val="19"/>
+          <w:lang w:val="en-AU"/>
+        </w:rPr>
+        <w:t xml:space="preserve"> </w:t>
+      </w:r>
+      <w:r>
+        <w:rPr>
+          <w:color w:val="000000" w:themeColor="text1"/>
+          <w:sz w:val="19"/>
+          <w:szCs w:val="19"/>
+          <w:lang w:val="en-AU"/>
+        </w:rPr>
+        <w:t xml:space="preserve">effect on LIBERO_10 and LIBERO_Object, accuracy </w:t>
+      </w:r>
+      <w:r>
+        <w:rPr>
+          <w:color w:val="000000" w:themeColor="text1"/>
+          <w:sz w:val="19"/>
+          <w:szCs w:val="19"/>
+          <w:lang w:val="en-AU"/>
+        </w:rPr>
+        <w:t>changed</w:t>
+      </w:r>
+      <w:r>
+        <w:rPr>
+          <w:color w:val="000000" w:themeColor="text1"/>
+          <w:sz w:val="19"/>
+          <w:szCs w:val="19"/>
+          <w:lang w:val="en-AU"/>
+        </w:rPr>
+        <w:t xml:space="preserve"> from 0.</w:t>
+      </w:r>
+      <w:r>
+        <w:rPr>
+          <w:color w:val="000000" w:themeColor="text1"/>
+          <w:sz w:val="19"/>
+          <w:szCs w:val="19"/>
+          <w:lang w:val="en-AU"/>
+        </w:rPr>
+        <w:t>89</w:t>
+      </w:r>
+      <w:r>
+        <w:rPr>
+          <w:color w:val="000000" w:themeColor="text1"/>
+          <w:sz w:val="19"/>
+          <w:szCs w:val="19"/>
+          <w:lang w:val="en-AU"/>
+        </w:rPr>
+        <w:t xml:space="preserve"> to 0.8</w:t>
+      </w:r>
+      <w:r>
+        <w:rPr>
+          <w:color w:val="000000" w:themeColor="text1"/>
+          <w:sz w:val="19"/>
+          <w:szCs w:val="19"/>
+          <w:lang w:val="en-AU"/>
+        </w:rPr>
+        <w:t>8</w:t>
+      </w:r>
+      <w:r>
+        <w:rPr>
+          <w:color w:val="000000" w:themeColor="text1"/>
+          <w:sz w:val="19"/>
+          <w:szCs w:val="19"/>
+          <w:lang w:val="en-AU"/>
+        </w:rPr>
+        <w:t>, and 0.</w:t>
+      </w:r>
+      <w:r>
+        <w:rPr>
+          <w:color w:val="000000" w:themeColor="text1"/>
+          <w:sz w:val="19"/>
+          <w:szCs w:val="19"/>
+          <w:lang w:val="en-AU"/>
+        </w:rPr>
+        <w:t>94</w:t>
+      </w:r>
+      <w:r>
+        <w:rPr>
+          <w:color w:val="000000" w:themeColor="text1"/>
+          <w:sz w:val="19"/>
+          <w:szCs w:val="19"/>
+          <w:lang w:val="en-AU"/>
+        </w:rPr>
+        <w:t xml:space="preserve"> to 0.9</w:t>
+      </w:r>
+      <w:r>
+        <w:rPr>
+          <w:color w:val="000000" w:themeColor="text1"/>
+          <w:sz w:val="19"/>
+          <w:szCs w:val="19"/>
+          <w:lang w:val="en-AU"/>
+        </w:rPr>
+        <w:t>6</w:t>
+      </w:r>
+      <w:r>
+        <w:rPr>
+          <w:color w:val="000000" w:themeColor="text1"/>
+          <w:sz w:val="19"/>
+          <w:szCs w:val="19"/>
+          <w:lang w:val="en-AU"/>
+        </w:rPr>
+        <w:t xml:space="preserve">, while LIBERO_Spatial and LIBERO_goal dropped accuracy from </w:t>
+      </w:r>
+      <w:r>
+        <w:rPr>
+          <w:color w:val="000000" w:themeColor="text1"/>
+          <w:sz w:val="19"/>
+          <w:szCs w:val="19"/>
+          <w:lang w:val="en-AU"/>
+        </w:rPr>
+        <w:t>0.9</w:t>
+      </w:r>
+      <w:r>
+        <w:rPr>
+          <w:color w:val="000000" w:themeColor="text1"/>
+          <w:sz w:val="19"/>
+          <w:szCs w:val="19"/>
+          <w:lang w:val="en-AU"/>
+        </w:rPr>
+        <w:t>4</w:t>
+      </w:r>
+      <w:r>
+        <w:rPr>
+          <w:color w:val="000000" w:themeColor="text1"/>
+          <w:sz w:val="19"/>
+          <w:szCs w:val="19"/>
+          <w:lang w:val="en-AU"/>
+        </w:rPr>
+        <w:t xml:space="preserve"> </w:t>
+      </w:r>
+      <w:r>
+        <w:rPr>
+          <w:color w:val="000000" w:themeColor="text1"/>
+          <w:sz w:val="19"/>
+          <w:szCs w:val="19"/>
+          <w:lang w:val="en-AU"/>
+        </w:rPr>
+        <w:t>to 0.</w:t>
+      </w:r>
+      <w:r>
+        <w:rPr>
+          <w:color w:val="000000" w:themeColor="text1"/>
+          <w:sz w:val="19"/>
+          <w:szCs w:val="19"/>
+          <w:lang w:val="en-AU"/>
+        </w:rPr>
+        <w:t>0.84</w:t>
+      </w:r>
+      <w:r>
+        <w:rPr>
+          <w:color w:val="000000" w:themeColor="text1"/>
+          <w:sz w:val="19"/>
+          <w:szCs w:val="19"/>
+          <w:lang w:val="en-AU"/>
+        </w:rPr>
+        <w:t xml:space="preserve"> and 0.9</w:t>
+      </w:r>
+      <w:r>
+        <w:rPr>
+          <w:color w:val="000000" w:themeColor="text1"/>
+          <w:sz w:val="19"/>
+          <w:szCs w:val="19"/>
+          <w:lang w:val="en-AU"/>
+        </w:rPr>
+        <w:t>5</w:t>
+      </w:r>
+      <w:r>
+        <w:rPr>
+          <w:color w:val="000000" w:themeColor="text1"/>
+          <w:sz w:val="19"/>
+          <w:szCs w:val="19"/>
+          <w:lang w:val="en-AU"/>
+        </w:rPr>
+        <w:t xml:space="preserve"> to 0.88.</w:t>
+      </w:r>
+      <w:r>
+        <w:rPr>
+          <w:color w:val="000000" w:themeColor="text1"/>
+          <w:sz w:val="19"/>
+          <w:szCs w:val="19"/>
+          <w:lang w:val="en-AU"/>
+        </w:rPr>
+        <w:t xml:space="preserve"> And LIBERO_Spatial showed no significant changes upon applying A8 across different flow windows, contrast to LIBER_Goal.</w:t>
       </w:r>
     </w:p>
     <w:p>
@@ -2688,9 +4447,989 @@
           <w:szCs w:val="19"/>
           <w:lang w:val="en-AU"/>
         </w:rPr>
-        <w:t>However, we did not test whether the action head’s attention linear layers are correlated with the other action-head linear layers outside the attention module. These other layers are also used inside the timestep loop, but we only applied W8A16 to them because we were trying to follow the QuantVLA-style setting. Therefore, it is possible that these action-head FFN linear layers and the selected attention linear layers interact with each other, and that W16A8 could produce unexpected results after all. This could help explain why W8A8 together rescued performance in some cases. However, since the benchmark experiments took a long time, it remains unclear whether this effect is caused by overfitting to LIBERO, by the limited number of failure cases, or by a real interaction that still needs further testing.</w:t>
+        <w:t xml:space="preserve">However, we did not test whether the action head’s attention linear layers are correlated with the other action-head linear layers outside the attention module. These other layers are also used inside the timestep loop, but we only applied W8A16 to them because we were trying to follow the QuantVLA-style setting. Therefore, it is possible that these </w:t>
+      </w:r>
+      <w:r>
+        <w:rPr>
+          <w:color w:val="000000" w:themeColor="text1"/>
+          <w:sz w:val="19"/>
+          <w:szCs w:val="19"/>
+          <w:lang w:val="en-AU"/>
+        </w:rPr>
+        <w:t xml:space="preserve">findings are due to the fact that </w:t>
+      </w:r>
+      <w:r>
+        <w:rPr>
+          <w:color w:val="000000" w:themeColor="text1"/>
+          <w:sz w:val="19"/>
+          <w:szCs w:val="19"/>
+          <w:lang w:val="en-AU"/>
+        </w:rPr>
+        <w:t xml:space="preserve">action-head FFN linear layers and the selected attention linear layers interact with each other, </w:t>
+      </w:r>
+      <w:r>
+        <w:rPr>
+          <w:color w:val="000000" w:themeColor="text1"/>
+          <w:sz w:val="19"/>
+          <w:szCs w:val="19"/>
+          <w:lang w:val="en-AU"/>
+        </w:rPr>
+        <w:t>or</w:t>
+      </w:r>
+      <w:r>
+        <w:rPr>
+          <w:color w:val="000000" w:themeColor="text1"/>
+          <w:sz w:val="19"/>
+          <w:szCs w:val="19"/>
+          <w:lang w:val="en-AU"/>
+        </w:rPr>
+        <w:t xml:space="preserve"> that W16A8 could produce unexpected results after all. This could help explain why W8A8 together rescued performance in some cases. However, since the benchmark experiments took a long time, it remains unclear whether this effect is caused by overfitting to LIBERO, by the limited number of failure cases, or by a real interaction that still needs further testing.</w:t>
       </w:r>
     </w:p>
+    <w:p>
+      <w:pPr>
+        <w:spacing w:before="240" w:after="240" w:line="264" w:lineRule="auto"/>
+        <w:jc w:val="center"/>
+        <w:rPr>
+          <w:sz w:val="16"/>
+          <w:szCs w:val="16"/>
+        </w:rPr>
+      </w:pPr>
+      <w:r>
+        <w:rPr>
+          <w:sz w:val="16"/>
+          <w:szCs w:val="16"/>
+        </w:rPr>
+        <w:t>TABLE III</w:t>
+      </w:r>
+    </w:p>
+    <w:p>
+      <w:pPr>
+        <w:ind w:left="605"/>
+        <w:rPr>
+          <w:sz w:val="16"/>
+          <w:szCs w:val="16"/>
+        </w:rPr>
+      </w:pPr>
+      <w:r>
+        <w:rPr>
+          <w:sz w:val="16"/>
+          <w:szCs w:val="16"/>
+        </w:rPr>
+        <w:t xml:space="preserve">Table 3. </w:t>
+      </w:r>
+      <w:r>
+        <w:rPr>
+          <w:sz w:val="16"/>
+          <w:szCs w:val="16"/>
+        </w:rPr>
+        <w:t xml:space="preserve">Effect of </w:t>
+      </w:r>
+      <w:r>
+        <w:rPr>
+          <w:sz w:val="16"/>
+          <w:szCs w:val="16"/>
+        </w:rPr>
+        <w:t>Flow-Window Coverage</w:t>
+      </w:r>
+      <w:r>
+        <w:rPr>
+          <w:sz w:val="16"/>
+          <w:szCs w:val="16"/>
+        </w:rPr>
+        <w:t xml:space="preserve"> </w:t>
+      </w:r>
+      <w:r>
+        <w:rPr>
+          <w:sz w:val="16"/>
+          <w:szCs w:val="16"/>
+        </w:rPr>
+        <w:t>on LIBERO-Goal under the W8A16 / 130-L</w:t>
+      </w:r>
+      <w:r>
+        <w:rPr>
+          <w:sz w:val="16"/>
+          <w:szCs w:val="16"/>
+        </w:rPr>
+        <w:t>ayer</w:t>
+      </w:r>
+      <w:r>
+        <w:rPr>
+          <w:sz w:val="16"/>
+          <w:szCs w:val="16"/>
+        </w:rPr>
+        <w:t xml:space="preserve"> Setting</w:t>
+      </w:r>
+    </w:p>
+    <w:p>
+      <w:pPr>
+        <w:ind w:left="605"/>
+        <w:jc w:val="center"/>
+        <w:rPr>
+          <w:sz w:val="16"/>
+          <w:szCs w:val="16"/>
+        </w:rPr>
+      </w:pPr>
+    </w:p>
+    <w:tbl>
+      <w:tblPr>
+        <w:tblW w:w="3364" w:type="dxa"/>
+        <w:jc w:val="center"/>
+        <w:tblLayout w:type="fixed"/>
+        <w:tblLook w:val="0000" w:firstRow="0" w:lastRow="0" w:firstColumn="0" w:lastColumn="0" w:noHBand="0" w:noVBand="0"/>
+      </w:tblPr>
+      <w:tblGrid>
+        <w:gridCol w:w="1597"/>
+        <w:gridCol w:w="1767"/>
+      </w:tblGrid>
+      <w:tr>
+        <w:trPr>
+          <w:trHeight w:val="536"/>
+          <w:jc w:val="center"/>
+        </w:trPr>
+        <w:tc>
+          <w:tcPr>
+            <w:tcW w:w="1597" w:type="dxa"/>
+            <w:tcBorders>
+              <w:top w:val="single" w:sz="4" w:space="0" w:color="000000"/>
+            </w:tcBorders>
+            <w:shd w:val="clear" w:color="auto" w:fill="D1D1D1"/>
+          </w:tcPr>
+          <w:p>
+            <w:pPr>
+              <w:pBdr>
+                <w:top w:val="nil"/>
+                <w:left w:val="nil"/>
+                <w:bottom w:val="nil"/>
+                <w:right w:val="nil"/>
+                <w:between w:val="nil"/>
+              </w:pBdr>
+              <w:ind w:left="107"/>
+              <w:rPr>
+                <w:color w:val="000000"/>
+                <w:sz w:val="19"/>
+                <w:szCs w:val="19"/>
+              </w:rPr>
+            </w:pPr>
+            <w:r>
+              <w:rPr>
+                <w:color w:val="000000"/>
+                <w:sz w:val="19"/>
+                <w:szCs w:val="19"/>
+              </w:rPr>
+              <w:t>Target16</w:t>
+            </w:r>
+          </w:p>
+        </w:tc>
+        <w:tc>
+          <w:tcPr>
+            <w:tcW w:w="1767" w:type="dxa"/>
+            <w:tcBorders>
+              <w:top w:val="single" w:sz="4" w:space="0" w:color="000000"/>
+            </w:tcBorders>
+            <w:shd w:val="clear" w:color="auto" w:fill="E8E8E8"/>
+          </w:tcPr>
+          <w:p>
+            <w:pPr>
+              <w:pBdr>
+                <w:top w:val="nil"/>
+                <w:left w:val="nil"/>
+                <w:bottom w:val="nil"/>
+                <w:right w:val="nil"/>
+                <w:between w:val="nil"/>
+              </w:pBdr>
+              <w:ind w:left="107"/>
+              <w:rPr>
+                <w:color w:val="000000"/>
+                <w:sz w:val="19"/>
+                <w:szCs w:val="19"/>
+              </w:rPr>
+            </w:pPr>
+            <w:r>
+              <w:rPr>
+                <w:color w:val="000000"/>
+                <w:sz w:val="19"/>
+                <w:szCs w:val="19"/>
+              </w:rPr>
+              <w:t>Accuracy</w:t>
+            </w:r>
+          </w:p>
+        </w:tc>
+      </w:tr>
+      <w:tr>
+        <w:trPr>
+          <w:trHeight w:val="510"/>
+          <w:jc w:val="center"/>
+        </w:trPr>
+        <w:tc>
+          <w:tcPr>
+            <w:tcW w:w="1597" w:type="dxa"/>
+            <w:shd w:val="clear" w:color="auto" w:fill="E8E8E8"/>
+          </w:tcPr>
+          <w:p>
+            <w:pPr>
+              <w:pBdr>
+                <w:top w:val="nil"/>
+                <w:left w:val="nil"/>
+                <w:bottom w:val="nil"/>
+                <w:right w:val="nil"/>
+                <w:between w:val="nil"/>
+              </w:pBdr>
+              <w:spacing w:line="264" w:lineRule="auto"/>
+              <w:ind w:left="107"/>
+              <w:rPr>
+                <w:color w:val="000000"/>
+                <w:sz w:val="19"/>
+                <w:szCs w:val="19"/>
+              </w:rPr>
+            </w:pPr>
+            <w:r>
+              <w:rPr>
+                <w:color w:val="000000"/>
+                <w:sz w:val="19"/>
+                <w:szCs w:val="19"/>
+              </w:rPr>
+              <w:t>W8A16 reference, no A8</w:t>
+            </w:r>
+            <w:r>
+              <w:rPr>
+                <w:color w:val="000000"/>
+                <w:sz w:val="19"/>
+                <w:szCs w:val="19"/>
+              </w:rPr>
+              <w:t>Baseline</w:t>
+            </w:r>
+          </w:p>
+        </w:tc>
+        <w:tc>
+          <w:tcPr>
+            <w:tcW w:w="1767" w:type="dxa"/>
+            <w:shd w:val="clear" w:color="auto" w:fill="F1F1F1"/>
+          </w:tcPr>
+          <w:p>
+            <w:pPr>
+              <w:pBdr>
+                <w:top w:val="nil"/>
+                <w:left w:val="nil"/>
+                <w:bottom w:val="nil"/>
+                <w:right w:val="nil"/>
+                <w:between w:val="nil"/>
+              </w:pBdr>
+              <w:ind w:left="107"/>
+              <w:rPr>
+                <w:color w:val="000000"/>
+                <w:sz w:val="19"/>
+                <w:szCs w:val="19"/>
+              </w:rPr>
+            </w:pPr>
+            <w:r>
+              <w:rPr>
+                <w:color w:val="000000"/>
+                <w:sz w:val="19"/>
+                <w:szCs w:val="19"/>
+              </w:rPr>
+              <w:t>0.88</w:t>
+            </w:r>
+          </w:p>
+        </w:tc>
+      </w:tr>
+      <w:tr>
+        <w:trPr>
+          <w:trHeight w:val="417"/>
+          <w:jc w:val="center"/>
+        </w:trPr>
+        <w:tc>
+          <w:tcPr>
+            <w:tcW w:w="1597" w:type="dxa"/>
+            <w:shd w:val="clear" w:color="auto" w:fill="E8E8E8"/>
+          </w:tcPr>
+          <w:p>
+            <w:pPr>
+              <w:pBdr>
+                <w:top w:val="nil"/>
+                <w:left w:val="nil"/>
+                <w:bottom w:val="nil"/>
+                <w:right w:val="nil"/>
+                <w:between w:val="nil"/>
+              </w:pBdr>
+              <w:spacing w:before="113" w:line="264" w:lineRule="auto"/>
+              <w:ind w:left="107"/>
+              <w:rPr>
+                <w:color w:val="000000"/>
+                <w:sz w:val="19"/>
+                <w:szCs w:val="19"/>
+              </w:rPr>
+            </w:pPr>
+            <w:r>
+              <w:rPr>
+                <w:color w:val="000000"/>
+                <w:sz w:val="19"/>
+                <w:szCs w:val="19"/>
+              </w:rPr>
+              <w:t xml:space="preserve">W8A16 </w:t>
+            </w:r>
+            <w:r>
+              <w:rPr>
+                <w:color w:val="000000"/>
+                <w:sz w:val="19"/>
+                <w:szCs w:val="19"/>
+              </w:rPr>
+              <w:t>0-7</w:t>
+            </w:r>
+          </w:p>
+        </w:tc>
+        <w:tc>
+          <w:tcPr>
+            <w:tcW w:w="1767" w:type="dxa"/>
+            <w:shd w:val="clear" w:color="auto" w:fill="F1F1F1"/>
+          </w:tcPr>
+          <w:p>
+            <w:pPr>
+              <w:pBdr>
+                <w:top w:val="nil"/>
+                <w:left w:val="nil"/>
+                <w:bottom w:val="nil"/>
+                <w:right w:val="nil"/>
+                <w:between w:val="nil"/>
+              </w:pBdr>
+              <w:spacing w:before="113"/>
+              <w:ind w:left="107"/>
+              <w:rPr>
+                <w:color w:val="000000"/>
+                <w:sz w:val="19"/>
+                <w:szCs w:val="19"/>
+              </w:rPr>
+            </w:pPr>
+            <w:r>
+              <w:rPr>
+                <w:color w:val="000000"/>
+                <w:sz w:val="19"/>
+                <w:szCs w:val="19"/>
+              </w:rPr>
+              <w:t>0.86</w:t>
+            </w:r>
+          </w:p>
+        </w:tc>
+      </w:tr>
+      <w:tr>
+        <w:trPr>
+          <w:trHeight w:val="595"/>
+          <w:jc w:val="center"/>
+        </w:trPr>
+        <w:tc>
+          <w:tcPr>
+            <w:tcW w:w="1597" w:type="dxa"/>
+            <w:shd w:val="clear" w:color="auto" w:fill="E8E8E8"/>
+          </w:tcPr>
+          <w:p>
+            <w:pPr>
+              <w:pBdr>
+                <w:top w:val="nil"/>
+                <w:left w:val="nil"/>
+                <w:bottom w:val="nil"/>
+                <w:right w:val="nil"/>
+                <w:between w:val="nil"/>
+              </w:pBdr>
+              <w:spacing w:before="113" w:line="264" w:lineRule="auto"/>
+              <w:ind w:left="107"/>
+              <w:rPr>
+                <w:color w:val="000000"/>
+                <w:sz w:val="19"/>
+                <w:szCs w:val="19"/>
+              </w:rPr>
+            </w:pPr>
+            <w:r>
+              <w:rPr>
+                <w:color w:val="000000"/>
+                <w:sz w:val="19"/>
+                <w:szCs w:val="19"/>
+              </w:rPr>
+              <w:t xml:space="preserve">W8A16 </w:t>
+            </w:r>
+            <w:r>
+              <w:rPr>
+                <w:color w:val="000000"/>
+                <w:sz w:val="19"/>
+                <w:szCs w:val="19"/>
+              </w:rPr>
+              <w:t>8–15</w:t>
+            </w:r>
+          </w:p>
+        </w:tc>
+        <w:tc>
+          <w:tcPr>
+            <w:tcW w:w="1767" w:type="dxa"/>
+            <w:shd w:val="clear" w:color="auto" w:fill="F1F1F1"/>
+          </w:tcPr>
+          <w:p>
+            <w:pPr>
+              <w:pBdr>
+                <w:top w:val="nil"/>
+                <w:left w:val="nil"/>
+                <w:bottom w:val="nil"/>
+                <w:right w:val="nil"/>
+                <w:between w:val="nil"/>
+              </w:pBdr>
+              <w:spacing w:before="113"/>
+              <w:ind w:left="107"/>
+              <w:rPr>
+                <w:color w:val="000000"/>
+                <w:sz w:val="19"/>
+                <w:szCs w:val="19"/>
+              </w:rPr>
+            </w:pPr>
+            <w:r>
+              <w:rPr>
+                <w:color w:val="000000"/>
+                <w:sz w:val="19"/>
+                <w:szCs w:val="19"/>
+              </w:rPr>
+              <w:t>0.86</w:t>
+            </w:r>
+          </w:p>
+        </w:tc>
+      </w:tr>
+      <w:tr>
+        <w:trPr>
+          <w:trHeight w:val="595"/>
+          <w:jc w:val="center"/>
+        </w:trPr>
+        <w:tc>
+          <w:tcPr>
+            <w:tcW w:w="1597" w:type="dxa"/>
+            <w:shd w:val="clear" w:color="auto" w:fill="E8E8E8"/>
+          </w:tcPr>
+          <w:p>
+            <w:pPr>
+              <w:pBdr>
+                <w:top w:val="nil"/>
+                <w:left w:val="nil"/>
+                <w:bottom w:val="nil"/>
+                <w:right w:val="nil"/>
+                <w:between w:val="nil"/>
+              </w:pBdr>
+              <w:spacing w:before="113" w:line="264" w:lineRule="auto"/>
+              <w:ind w:left="107"/>
+              <w:rPr>
+                <w:color w:val="000000"/>
+                <w:sz w:val="19"/>
+                <w:szCs w:val="19"/>
+              </w:rPr>
+            </w:pPr>
+            <w:r>
+              <w:rPr>
+                <w:color w:val="000000"/>
+                <w:sz w:val="19"/>
+                <w:szCs w:val="19"/>
+              </w:rPr>
+              <w:t xml:space="preserve">W8A16 </w:t>
+            </w:r>
+            <w:r>
+              <w:rPr>
+                <w:color w:val="000000"/>
+                <w:sz w:val="19"/>
+                <w:szCs w:val="19"/>
+              </w:rPr>
+              <w:t>16–23</w:t>
+            </w:r>
+          </w:p>
+        </w:tc>
+        <w:tc>
+          <w:tcPr>
+            <w:tcW w:w="1767" w:type="dxa"/>
+            <w:shd w:val="clear" w:color="auto" w:fill="F1F1F1"/>
+          </w:tcPr>
+          <w:p>
+            <w:pPr>
+              <w:pBdr>
+                <w:top w:val="nil"/>
+                <w:left w:val="nil"/>
+                <w:bottom w:val="nil"/>
+                <w:right w:val="nil"/>
+                <w:between w:val="nil"/>
+              </w:pBdr>
+              <w:spacing w:before="113"/>
+              <w:ind w:left="107"/>
+              <w:rPr>
+                <w:color w:val="000000"/>
+                <w:sz w:val="19"/>
+                <w:szCs w:val="19"/>
+              </w:rPr>
+            </w:pPr>
+            <w:r>
+              <w:rPr>
+                <w:color w:val="000000"/>
+                <w:sz w:val="19"/>
+                <w:szCs w:val="19"/>
+              </w:rPr>
+              <w:t>0.88</w:t>
+            </w:r>
+          </w:p>
+        </w:tc>
+      </w:tr>
+      <w:tr>
+        <w:trPr>
+          <w:trHeight w:val="595"/>
+          <w:jc w:val="center"/>
+        </w:trPr>
+        <w:tc>
+          <w:tcPr>
+            <w:tcW w:w="1597" w:type="dxa"/>
+            <w:shd w:val="clear" w:color="auto" w:fill="E8E8E8"/>
+          </w:tcPr>
+          <w:p>
+            <w:pPr>
+              <w:pBdr>
+                <w:top w:val="nil"/>
+                <w:left w:val="nil"/>
+                <w:bottom w:val="nil"/>
+                <w:right w:val="nil"/>
+                <w:between w:val="nil"/>
+              </w:pBdr>
+              <w:spacing w:before="113" w:line="264" w:lineRule="auto"/>
+              <w:ind w:left="107"/>
+              <w:rPr>
+                <w:color w:val="000000"/>
+                <w:sz w:val="19"/>
+                <w:szCs w:val="19"/>
+              </w:rPr>
+            </w:pPr>
+            <w:r>
+              <w:rPr>
+                <w:color w:val="000000"/>
+                <w:sz w:val="19"/>
+                <w:szCs w:val="19"/>
+              </w:rPr>
+              <w:t xml:space="preserve">W8A16 </w:t>
+            </w:r>
+            <w:r>
+              <w:rPr>
+                <w:color w:val="000000"/>
+                <w:sz w:val="19"/>
+                <w:szCs w:val="19"/>
+              </w:rPr>
+              <w:t>24–31</w:t>
+            </w:r>
+          </w:p>
+        </w:tc>
+        <w:tc>
+          <w:tcPr>
+            <w:tcW w:w="1767" w:type="dxa"/>
+            <w:shd w:val="clear" w:color="auto" w:fill="F1F1F1"/>
+          </w:tcPr>
+          <w:p>
+            <w:pPr>
+              <w:pBdr>
+                <w:top w:val="nil"/>
+                <w:left w:val="nil"/>
+                <w:bottom w:val="nil"/>
+                <w:right w:val="nil"/>
+                <w:between w:val="nil"/>
+              </w:pBdr>
+              <w:spacing w:before="113"/>
+              <w:ind w:left="107"/>
+              <w:rPr>
+                <w:color w:val="000000"/>
+                <w:sz w:val="19"/>
+                <w:szCs w:val="19"/>
+              </w:rPr>
+            </w:pPr>
+            <w:r>
+              <w:rPr>
+                <w:color w:val="000000"/>
+                <w:sz w:val="19"/>
+                <w:szCs w:val="19"/>
+              </w:rPr>
+              <w:t>0.94</w:t>
+            </w:r>
+          </w:p>
+        </w:tc>
+      </w:tr>
+      <w:tr>
+        <w:trPr>
+          <w:trHeight w:val="595"/>
+          <w:jc w:val="center"/>
+        </w:trPr>
+        <w:tc>
+          <w:tcPr>
+            <w:tcW w:w="1597" w:type="dxa"/>
+            <w:shd w:val="clear" w:color="auto" w:fill="E8E8E8"/>
+          </w:tcPr>
+          <w:p>
+            <w:pPr>
+              <w:pBdr>
+                <w:top w:val="nil"/>
+                <w:left w:val="nil"/>
+                <w:bottom w:val="nil"/>
+                <w:right w:val="nil"/>
+                <w:between w:val="nil"/>
+              </w:pBdr>
+              <w:spacing w:before="113" w:line="264" w:lineRule="auto"/>
+              <w:ind w:left="107"/>
+              <w:rPr>
+                <w:color w:val="000000"/>
+                <w:sz w:val="19"/>
+                <w:szCs w:val="19"/>
+              </w:rPr>
+            </w:pPr>
+            <w:r>
+              <w:rPr>
+                <w:color w:val="000000"/>
+                <w:sz w:val="19"/>
+                <w:szCs w:val="19"/>
+              </w:rPr>
+              <w:t xml:space="preserve">W8A16 </w:t>
+            </w:r>
+            <w:r>
+              <w:rPr>
+                <w:color w:val="000000"/>
+                <w:sz w:val="19"/>
+                <w:szCs w:val="19"/>
+              </w:rPr>
+              <w:t>0-15</w:t>
+            </w:r>
+          </w:p>
+        </w:tc>
+        <w:tc>
+          <w:tcPr>
+            <w:tcW w:w="1767" w:type="dxa"/>
+            <w:shd w:val="clear" w:color="auto" w:fill="F1F1F1"/>
+          </w:tcPr>
+          <w:p>
+            <w:pPr>
+              <w:pBdr>
+                <w:top w:val="nil"/>
+                <w:left w:val="nil"/>
+                <w:bottom w:val="nil"/>
+                <w:right w:val="nil"/>
+                <w:between w:val="nil"/>
+              </w:pBdr>
+              <w:spacing w:before="113"/>
+              <w:ind w:left="107"/>
+              <w:rPr>
+                <w:color w:val="000000"/>
+                <w:sz w:val="19"/>
+                <w:szCs w:val="19"/>
+              </w:rPr>
+            </w:pPr>
+            <w:r>
+              <w:rPr>
+                <w:color w:val="000000"/>
+                <w:sz w:val="19"/>
+                <w:szCs w:val="19"/>
+              </w:rPr>
+              <w:t>0.88</w:t>
+            </w:r>
+          </w:p>
+        </w:tc>
+      </w:tr>
+      <w:tr>
+        <w:trPr>
+          <w:trHeight w:val="595"/>
+          <w:jc w:val="center"/>
+        </w:trPr>
+        <w:tc>
+          <w:tcPr>
+            <w:tcW w:w="1597" w:type="dxa"/>
+            <w:shd w:val="clear" w:color="auto" w:fill="E8E8E8"/>
+          </w:tcPr>
+          <w:p>
+            <w:pPr>
+              <w:pBdr>
+                <w:top w:val="nil"/>
+                <w:left w:val="nil"/>
+                <w:bottom w:val="nil"/>
+                <w:right w:val="nil"/>
+                <w:between w:val="nil"/>
+              </w:pBdr>
+              <w:spacing w:before="113" w:line="264" w:lineRule="auto"/>
+              <w:ind w:left="107"/>
+              <w:rPr>
+                <w:color w:val="000000"/>
+                <w:sz w:val="19"/>
+                <w:szCs w:val="19"/>
+              </w:rPr>
+            </w:pPr>
+            <w:r>
+              <w:rPr>
+                <w:color w:val="000000"/>
+                <w:sz w:val="19"/>
+                <w:szCs w:val="19"/>
+              </w:rPr>
+              <w:t xml:space="preserve">W8A16 </w:t>
+            </w:r>
+            <w:r>
+              <w:rPr>
+                <w:color w:val="000000"/>
+                <w:sz w:val="19"/>
+                <w:szCs w:val="19"/>
+              </w:rPr>
+              <w:t>0-23</w:t>
+            </w:r>
+          </w:p>
+        </w:tc>
+        <w:tc>
+          <w:tcPr>
+            <w:tcW w:w="1767" w:type="dxa"/>
+            <w:shd w:val="clear" w:color="auto" w:fill="F1F1F1"/>
+          </w:tcPr>
+          <w:p>
+            <w:pPr>
+              <w:pBdr>
+                <w:top w:val="nil"/>
+                <w:left w:val="nil"/>
+                <w:bottom w:val="nil"/>
+                <w:right w:val="nil"/>
+                <w:between w:val="nil"/>
+              </w:pBdr>
+              <w:spacing w:before="113"/>
+              <w:ind w:left="107"/>
+              <w:rPr>
+                <w:color w:val="000000"/>
+                <w:sz w:val="19"/>
+                <w:szCs w:val="19"/>
+              </w:rPr>
+            </w:pPr>
+            <w:r>
+              <w:rPr>
+                <w:color w:val="000000"/>
+                <w:sz w:val="19"/>
+                <w:szCs w:val="19"/>
+              </w:rPr>
+              <w:t>0.92</w:t>
+            </w:r>
+          </w:p>
+        </w:tc>
+      </w:tr>
+      <w:tr>
+        <w:trPr>
+          <w:trHeight w:val="595"/>
+          <w:jc w:val="center"/>
+        </w:trPr>
+        <w:tc>
+          <w:tcPr>
+            <w:tcW w:w="1597" w:type="dxa"/>
+            <w:shd w:val="clear" w:color="auto" w:fill="E8E8E8"/>
+          </w:tcPr>
+          <w:p>
+            <w:pPr>
+              <w:pBdr>
+                <w:top w:val="nil"/>
+                <w:left w:val="nil"/>
+                <w:bottom w:val="nil"/>
+                <w:right w:val="nil"/>
+                <w:between w:val="nil"/>
+              </w:pBdr>
+              <w:spacing w:before="113" w:line="264" w:lineRule="auto"/>
+              <w:ind w:left="107"/>
+              <w:rPr>
+                <w:color w:val="000000"/>
+                <w:sz w:val="19"/>
+                <w:szCs w:val="19"/>
+              </w:rPr>
+            </w:pPr>
+            <w:r>
+              <w:rPr>
+                <w:color w:val="000000"/>
+                <w:sz w:val="19"/>
+                <w:szCs w:val="19"/>
+              </w:rPr>
+              <w:t xml:space="preserve">W8A16 </w:t>
+            </w:r>
+            <w:r>
+              <w:rPr>
+                <w:color w:val="000000"/>
+                <w:sz w:val="19"/>
+                <w:szCs w:val="19"/>
+              </w:rPr>
+              <w:t>0-31</w:t>
+            </w:r>
+            <w:r>
+              <w:rPr>
+                <w:color w:val="000000"/>
+                <w:sz w:val="19"/>
+                <w:szCs w:val="19"/>
+              </w:rPr>
+              <w:t xml:space="preserve"> </w:t>
+            </w:r>
+          </w:p>
+        </w:tc>
+        <w:tc>
+          <w:tcPr>
+            <w:tcW w:w="1767" w:type="dxa"/>
+            <w:shd w:val="clear" w:color="auto" w:fill="F1F1F1"/>
+          </w:tcPr>
+          <w:p>
+            <w:pPr>
+              <w:pBdr>
+                <w:top w:val="nil"/>
+                <w:left w:val="nil"/>
+                <w:bottom w:val="nil"/>
+                <w:right w:val="nil"/>
+                <w:between w:val="nil"/>
+              </w:pBdr>
+              <w:spacing w:before="113"/>
+              <w:ind w:left="107"/>
+              <w:rPr>
+                <w:color w:val="000000"/>
+                <w:sz w:val="19"/>
+                <w:szCs w:val="19"/>
+              </w:rPr>
+            </w:pPr>
+            <w:r>
+              <w:rPr>
+                <w:color w:val="000000"/>
+                <w:sz w:val="19"/>
+                <w:szCs w:val="19"/>
+              </w:rPr>
+              <w:t>0.92</w:t>
+            </w:r>
+          </w:p>
+        </w:tc>
+      </w:tr>
+      <w:tr>
+        <w:trPr>
+          <w:trHeight w:val="467"/>
+          <w:jc w:val="center"/>
+        </w:trPr>
+        <w:tc>
+          <w:tcPr>
+            <w:tcW w:w="1597" w:type="dxa"/>
+            <w:shd w:val="clear" w:color="auto" w:fill="D1D1D1"/>
+          </w:tcPr>
+          <w:p>
+            <w:pPr>
+              <w:pBdr>
+                <w:top w:val="nil"/>
+                <w:left w:val="nil"/>
+                <w:bottom w:val="nil"/>
+                <w:right w:val="nil"/>
+                <w:between w:val="nil"/>
+              </w:pBdr>
+              <w:ind w:left="107"/>
+              <w:rPr>
+                <w:color w:val="000000"/>
+                <w:sz w:val="19"/>
+                <w:szCs w:val="19"/>
+              </w:rPr>
+            </w:pPr>
+            <w:r>
+              <w:rPr>
+                <w:color w:val="000000"/>
+                <w:sz w:val="19"/>
+                <w:szCs w:val="19"/>
+              </w:rPr>
+              <w:t>W16A8</w:t>
+            </w:r>
+            <w:r>
+              <w:rPr>
+                <w:color w:val="000000"/>
+                <w:sz w:val="19"/>
+                <w:szCs w:val="19"/>
+              </w:rPr>
+              <w:t xml:space="preserve"> 0-31</w:t>
+            </w:r>
+          </w:p>
+        </w:tc>
+        <w:tc>
+          <w:tcPr>
+            <w:tcW w:w="1767" w:type="dxa"/>
+            <w:shd w:val="clear" w:color="auto" w:fill="E8E8E8"/>
+          </w:tcPr>
+          <w:p>
+            <w:pPr>
+              <w:pBdr>
+                <w:top w:val="nil"/>
+                <w:left w:val="nil"/>
+                <w:bottom w:val="nil"/>
+                <w:right w:val="nil"/>
+                <w:between w:val="nil"/>
+              </w:pBdr>
+              <w:ind w:left="107"/>
+              <w:rPr>
+                <w:color w:val="000000"/>
+                <w:sz w:val="19"/>
+                <w:szCs w:val="19"/>
+              </w:rPr>
+            </w:pPr>
+            <w:r>
+              <w:rPr>
+                <w:color w:val="000000"/>
+                <w:sz w:val="19"/>
+                <w:szCs w:val="19"/>
+              </w:rPr>
+              <w:t>0.</w:t>
+            </w:r>
+            <w:r>
+              <w:rPr>
+                <w:color w:val="000000"/>
+                <w:sz w:val="19"/>
+                <w:szCs w:val="19"/>
+              </w:rPr>
+              <w:t>88</w:t>
+            </w:r>
+          </w:p>
+        </w:tc>
+      </w:tr>
+      <w:tr>
+        <w:trPr>
+          <w:trHeight w:val="467"/>
+          <w:jc w:val="center"/>
+        </w:trPr>
+        <w:tc>
+          <w:tcPr>
+            <w:tcW w:w="1597" w:type="dxa"/>
+            <w:tcBorders>
+              <w:bottom w:val="single" w:sz="4" w:space="0" w:color="000000"/>
+            </w:tcBorders>
+            <w:shd w:val="clear" w:color="auto" w:fill="D1D1D1"/>
+          </w:tcPr>
+          <w:p>
+            <w:pPr>
+              <w:pBdr>
+                <w:top w:val="nil"/>
+                <w:left w:val="nil"/>
+                <w:bottom w:val="nil"/>
+                <w:right w:val="nil"/>
+                <w:between w:val="nil"/>
+              </w:pBdr>
+              <w:ind w:left="107"/>
+              <w:rPr>
+                <w:color w:val="000000"/>
+                <w:sz w:val="19"/>
+                <w:szCs w:val="19"/>
+              </w:rPr>
+            </w:pPr>
+          </w:p>
+        </w:tc>
+        <w:tc>
+          <w:tcPr>
+            <w:tcW w:w="1767" w:type="dxa"/>
+            <w:tcBorders>
+              <w:bottom w:val="single" w:sz="4" w:space="0" w:color="000000"/>
+            </w:tcBorders>
+            <w:shd w:val="clear" w:color="auto" w:fill="E8E8E8"/>
+          </w:tcPr>
+          <w:p>
+            <w:pPr>
+              <w:pBdr>
+                <w:top w:val="nil"/>
+                <w:left w:val="nil"/>
+                <w:bottom w:val="nil"/>
+                <w:right w:val="nil"/>
+                <w:between w:val="nil"/>
+              </w:pBdr>
+              <w:ind w:left="107"/>
+              <w:rPr>
+                <w:color w:val="000000"/>
+                <w:sz w:val="19"/>
+                <w:szCs w:val="19"/>
+              </w:rPr>
+            </w:pPr>
+          </w:p>
+        </w:tc>
+      </w:tr>
+    </w:tbl>
     <w:p>
       <w:pPr>
         <w:pBdr>
@@ -2735,7 +5474,79 @@
           <w:szCs w:val="19"/>
           <w:lang w:val="en-AU"/>
         </w:rPr>
-        <w:t xml:space="preserve"> perturbing them alone had a negative effect (Table III). Again, full-timestep quantization improved accuracy. Quantizing all steps was often better than quantizing only a small early window in these experiments, supporting the initial finding that timestep quantization may work better when applied consistently across the flow trajectory. It also suggests that later steps may be less sensitive than earlier steps.</w:t>
+        <w:t xml:space="preserve"> perturbing them alone had a negative effect. Again, full-timestep quantization improved accuracy. Quantizing all steps </w:t>
+      </w:r>
+      <w:r>
+        <w:rPr>
+          <w:color w:val="000000" w:themeColor="text1"/>
+          <w:sz w:val="19"/>
+          <w:szCs w:val="19"/>
+          <w:lang w:val="en-AU"/>
+        </w:rPr>
+        <w:t>shows</w:t>
+      </w:r>
+      <w:r>
+        <w:rPr>
+          <w:color w:val="000000" w:themeColor="text1"/>
+          <w:sz w:val="19"/>
+          <w:szCs w:val="19"/>
+          <w:lang w:val="en-AU"/>
+        </w:rPr>
+        <w:t xml:space="preserve"> </w:t>
+      </w:r>
+      <w:r>
+        <w:rPr>
+          <w:color w:val="000000" w:themeColor="text1"/>
+          <w:sz w:val="19"/>
+          <w:szCs w:val="19"/>
+          <w:lang w:val="en-AU"/>
+        </w:rPr>
+        <w:t>slightly</w:t>
+      </w:r>
+      <w:r>
+        <w:rPr>
+          <w:color w:val="000000" w:themeColor="text1"/>
+          <w:sz w:val="19"/>
+          <w:szCs w:val="19"/>
+          <w:lang w:val="en-AU"/>
+        </w:rPr>
+        <w:t xml:space="preserve"> better</w:t>
+      </w:r>
+      <w:r>
+        <w:rPr>
+          <w:color w:val="000000" w:themeColor="text1"/>
+          <w:sz w:val="19"/>
+          <w:szCs w:val="19"/>
+          <w:lang w:val="en-AU"/>
+        </w:rPr>
+        <w:t xml:space="preserve"> performance</w:t>
+      </w:r>
+      <w:r>
+        <w:rPr>
+          <w:color w:val="000000" w:themeColor="text1"/>
+          <w:sz w:val="19"/>
+          <w:szCs w:val="19"/>
+          <w:lang w:val="en-AU"/>
+        </w:rPr>
+        <w:t xml:space="preserve"> than quantizing only a small early window in </w:t>
+      </w:r>
+      <w:r>
+        <w:rPr>
+          <w:color w:val="000000" w:themeColor="text1"/>
+          <w:sz w:val="19"/>
+          <w:szCs w:val="19"/>
+          <w:lang w:val="en-AU"/>
+        </w:rPr>
+        <w:t>Table III and Table IV</w:t>
+      </w:r>
+      <w:r>
+        <w:rPr>
+          <w:color w:val="000000" w:themeColor="text1"/>
+          <w:sz w:val="19"/>
+          <w:szCs w:val="19"/>
+          <w:lang w:val="en-AU"/>
+        </w:rPr>
+        <w:t>, supporting the initial finding that timestep quantization may work better when applied consistently across the flow trajectory. It also suggests that later steps may be less sensitive than earlier steps.</w:t>
       </w:r>
     </w:p>
     <w:p>
@@ -2798,163 +5609,123 @@
           <w:szCs w:val="19"/>
           <w:lang w:val="en-AU"/>
         </w:rPr>
-        <w:t>The top five most failed tasks were tested as a stress test, and the results showed that it is still too early to say that full-timestep quantization is indeed better than other settings. Early windows may be more sensitive, while full-step quantization can remain strong because the whole flow trajectory stays under one consistent precision regime. However, in stress or high-failure-boundary tasks, full-step quantization can fail more aggressively, as shown in Table IV.</w:t>
+        <w:t>The top five most failed tasks were tested as a stress test, and the results showed that it is still too early to say that full-timestep quantization is indeed better than other settings. Early windows may be more sensitive, while full-step quantization can remain strong because the whole flow trajectory stays under one consistent precision regime. However, in stress or high-failure-boundary tasks, full-step quantization can fail more aggressively</w:t>
+      </w:r>
+      <w:r>
+        <w:rPr>
+          <w:color w:val="000000" w:themeColor="text1"/>
+          <w:sz w:val="19"/>
+          <w:szCs w:val="19"/>
+          <w:lang w:val="en-AU"/>
+        </w:rPr>
+        <w:t>.</w:t>
       </w:r>
     </w:p>
     <w:p>
       <w:pPr>
-        <w:pBdr>
-          <w:top w:val="nil"/>
-          <w:left w:val="nil"/>
-          <w:bottom w:val="nil"/>
-          <w:right w:val="nil"/>
-          <w:between w:val="nil"/>
-        </w:pBdr>
-        <w:spacing w:before="213" w:line="264" w:lineRule="auto"/>
-        <w:ind w:left="96" w:right="38" w:hanging="10"/>
-        <w:jc w:val="both"/>
-        <w:rPr>
-          <w:color w:val="000000" w:themeColor="text1"/>
-          <w:sz w:val="19"/>
-          <w:szCs w:val="19"/>
-          <w:lang w:val="en-AU"/>
-        </w:rPr>
-      </w:pPr>
-      <w:r>
-        <w:rPr>
-          <w:color w:val="000000" w:themeColor="text1"/>
-          <w:sz w:val="19"/>
-          <w:szCs w:val="19"/>
-          <w:lang w:val="en-AU"/>
-        </w:rPr>
-        <w:t>The selected 16 attention linear layers are safe when tested alone, but their interaction with the 114-layer base set can reduce accuracy. LLM A8 is catastrophic, while LLM W8 is safe, although it is not perfect when combined with the other region. A8 on the selected 16 layers is not catastrophic and can sometimes improve the W8 setting, but again, only in the context of the combined-region experiment. Moreover, this effect is strongest in the Goal suite. It is unclear whether the type of task is a factor, or whether the model is simply overfitting to LIBERO too much. The timestep-window results show that early flow steps are generally more sensitive than later steps, which is the safer conclusion. Overall, these findings are closely related to the characteristics of VLA models.</w:t>
+        <w:spacing w:before="240" w:after="240" w:line="264" w:lineRule="auto"/>
+        <w:jc w:val="center"/>
+        <w:rPr>
+          <w:sz w:val="16"/>
+          <w:szCs w:val="16"/>
+        </w:rPr>
+      </w:pPr>
+      <w:r>
+        <w:rPr>
+          <w:sz w:val="16"/>
+          <w:szCs w:val="16"/>
+        </w:rPr>
+        <w:lastRenderedPageBreak/>
+        <w:t>TABLE IV</w:t>
       </w:r>
     </w:p>
     <w:p>
       <w:pPr>
-        <w:spacing w:before="240" w:after="240" w:line="264" w:lineRule="auto"/>
-        <w:jc w:val="center"/>
+        <w:ind w:left="605"/>
         <w:rPr>
           <w:sz w:val="16"/>
           <w:szCs w:val="16"/>
         </w:rPr>
       </w:pPr>
+      <w:r>
+        <w:rPr>
+          <w:sz w:val="16"/>
+          <w:szCs w:val="16"/>
+        </w:rPr>
+        <w:t xml:space="preserve">Table 4. </w:t>
+      </w:r>
+      <w:r>
+        <w:rPr>
+          <w:sz w:val="16"/>
+          <w:szCs w:val="16"/>
+        </w:rPr>
+        <w:t xml:space="preserve">Effect of </w:t>
+      </w:r>
+      <w:r>
+        <w:rPr>
+          <w:sz w:val="16"/>
+          <w:szCs w:val="16"/>
+        </w:rPr>
+        <w:t>Flow-Window Coverage</w:t>
+      </w:r>
+      <w:r>
+        <w:rPr>
+          <w:sz w:val="16"/>
+          <w:szCs w:val="16"/>
+        </w:rPr>
+        <w:t xml:space="preserve"> </w:t>
+      </w:r>
+      <w:r>
+        <w:rPr>
+          <w:sz w:val="16"/>
+          <w:szCs w:val="16"/>
+        </w:rPr>
+        <w:t>on LIBERO-Goal under the W8A16 / 130-L</w:t>
+      </w:r>
+      <w:r>
+        <w:rPr>
+          <w:sz w:val="16"/>
+          <w:szCs w:val="16"/>
+        </w:rPr>
+        <w:t>ayer</w:t>
+      </w:r>
+      <w:r>
+        <w:rPr>
+          <w:sz w:val="16"/>
+          <w:szCs w:val="16"/>
+        </w:rPr>
+        <w:t xml:space="preserve"> Setting</w:t>
+      </w:r>
     </w:p>
     <w:p>
       <w:pPr>
-        <w:spacing w:before="240" w:after="240" w:line="264" w:lineRule="auto"/>
+        <w:ind w:left="605"/>
         <w:jc w:val="center"/>
         <w:rPr>
           <w:sz w:val="16"/>
           <w:szCs w:val="16"/>
-        </w:rPr>
-      </w:pPr>
-    </w:p>
-    <w:p>
-      <w:pPr>
-        <w:spacing w:before="240" w:after="240" w:line="264" w:lineRule="auto"/>
-        <w:jc w:val="center"/>
-        <w:rPr>
-          <w:sz w:val="16"/>
-          <w:szCs w:val="16"/>
-        </w:rPr>
-      </w:pPr>
-    </w:p>
-    <w:p>
-      <w:pPr>
-        <w:spacing w:before="240" w:after="240" w:line="264" w:lineRule="auto"/>
-        <w:jc w:val="center"/>
-        <w:rPr>
-          <w:sz w:val="16"/>
-          <w:szCs w:val="16"/>
-        </w:rPr>
-      </w:pPr>
-      <w:r>
-        <w:rPr>
-          <w:sz w:val="16"/>
-          <w:szCs w:val="16"/>
-        </w:rPr>
-        <w:t>TABLE I</w:t>
-      </w:r>
-      <w:r>
-        <w:rPr>
-          <w:sz w:val="16"/>
-          <w:szCs w:val="16"/>
-        </w:rPr>
-        <w:t>II</w:t>
-      </w:r>
-    </w:p>
-    <w:p>
-      <w:pPr>
-        <w:pBdr>
-          <w:top w:val="nil"/>
-          <w:left w:val="nil"/>
-          <w:bottom w:val="nil"/>
-          <w:right w:val="nil"/>
-          <w:between w:val="nil"/>
-        </w:pBdr>
-        <w:spacing w:before="48"/>
-        <w:rPr>
-          <w:color w:val="000000"/>
-          <w:sz w:val="16"/>
-          <w:szCs w:val="16"/>
-        </w:rPr>
-      </w:pPr>
-    </w:p>
-    <w:p>
-      <w:pPr>
-        <w:ind w:left="605"/>
-        <w:rPr>
-          <w:sz w:val="16"/>
-          <w:szCs w:val="16"/>
-        </w:rPr>
-      </w:pPr>
-      <w:r>
-        <w:rPr>
-          <w:sz w:val="16"/>
-          <w:szCs w:val="16"/>
-        </w:rPr>
-        <w:t>Creative Individual Activities with Rhythmic Movement</w:t>
-      </w:r>
-    </w:p>
-    <w:p>
-      <w:pPr>
-        <w:pBdr>
-          <w:top w:val="nil"/>
-          <w:left w:val="nil"/>
-          <w:bottom w:val="nil"/>
-          <w:right w:val="nil"/>
-          <w:between w:val="nil"/>
-        </w:pBdr>
-        <w:spacing w:before="5" w:after="1"/>
-        <w:rPr>
-          <w:color w:val="000000"/>
-          <w:sz w:val="18"/>
-          <w:szCs w:val="18"/>
         </w:rPr>
       </w:pPr>
     </w:p>
     <w:tbl>
       <w:tblPr>
-        <w:tblStyle w:val="a"/>
-        <w:tblW w:w="4686" w:type="dxa"/>
-        <w:tblInd w:w="94" w:type="dxa"/>
+        <w:tblW w:w="3364" w:type="dxa"/>
+        <w:jc w:val="center"/>
         <w:tblLayout w:type="fixed"/>
         <w:tblLook w:val="0000" w:firstRow="0" w:lastRow="0" w:firstColumn="0" w:lastColumn="0" w:noHBand="0" w:noVBand="0"/>
       </w:tblPr>
       <w:tblGrid>
-        <w:gridCol w:w="1180"/>
-        <w:gridCol w:w="1307"/>
-        <w:gridCol w:w="1068"/>
-        <w:gridCol w:w="1131"/>
+        <w:gridCol w:w="1597"/>
+        <w:gridCol w:w="1767"/>
       </w:tblGrid>
       <w:tr>
         <w:trPr>
-          <w:trHeight w:val="453"/>
+          <w:trHeight w:val="536"/>
+          <w:jc w:val="center"/>
         </w:trPr>
         <w:tc>
           <w:tcPr>
-            <w:tcW w:w="1181" w:type="dxa"/>
+            <w:tcW w:w="1597" w:type="dxa"/>
             <w:tcBorders>
               <w:top w:val="single" w:sz="4" w:space="0" w:color="000000"/>
             </w:tcBorders>
@@ -2982,13 +5753,13 @@
                 <w:sz w:val="19"/>
                 <w:szCs w:val="19"/>
               </w:rPr>
-              <w:t>Location</w:t>
+              <w:t>Target16</w:t>
             </w:r>
           </w:p>
         </w:tc>
         <w:tc>
           <w:tcPr>
-            <w:tcW w:w="1307" w:type="dxa"/>
+            <w:tcW w:w="1767" w:type="dxa"/>
             <w:tcBorders>
               <w:top w:val="single" w:sz="4" w:space="0" w:color="000000"/>
             </w:tcBorders>
@@ -3016,86 +5787,19 @@
                 <w:sz w:val="19"/>
                 <w:szCs w:val="19"/>
               </w:rPr>
-              <w:t>Sky</w:t>
-            </w:r>
-          </w:p>
-        </w:tc>
-        <w:tc>
-          <w:tcPr>
-            <w:tcW w:w="1068" w:type="dxa"/>
-            <w:tcBorders>
-              <w:top w:val="single" w:sz="4" w:space="0" w:color="000000"/>
-            </w:tcBorders>
-            <w:shd w:val="clear" w:color="auto" w:fill="E8E8E8"/>
-          </w:tcPr>
-          <w:p>
-            <w:pPr>
-              <w:pBdr>
-                <w:top w:val="nil"/>
-                <w:left w:val="nil"/>
-                <w:bottom w:val="nil"/>
-                <w:right w:val="nil"/>
-                <w:between w:val="nil"/>
-              </w:pBdr>
-              <w:ind w:left="130"/>
-              <w:rPr>
-                <w:color w:val="000000"/>
-                <w:sz w:val="19"/>
-                <w:szCs w:val="19"/>
-              </w:rPr>
-            </w:pPr>
-            <w:r>
-              <w:rPr>
-                <w:color w:val="000000"/>
-                <w:sz w:val="19"/>
-                <w:szCs w:val="19"/>
-              </w:rPr>
-              <w:t>Ground</w:t>
-            </w:r>
-          </w:p>
-        </w:tc>
-        <w:tc>
-          <w:tcPr>
-            <w:tcW w:w="1131" w:type="dxa"/>
-            <w:tcBorders>
-              <w:top w:val="single" w:sz="4" w:space="0" w:color="000000"/>
-            </w:tcBorders>
-            <w:shd w:val="clear" w:color="auto" w:fill="E8E8E8"/>
-          </w:tcPr>
-          <w:p>
-            <w:pPr>
-              <w:pBdr>
-                <w:top w:val="nil"/>
-                <w:left w:val="nil"/>
-                <w:bottom w:val="nil"/>
-                <w:right w:val="nil"/>
-                <w:between w:val="nil"/>
-              </w:pBdr>
-              <w:ind w:left="142"/>
-              <w:rPr>
-                <w:color w:val="000000"/>
-                <w:sz w:val="19"/>
-                <w:szCs w:val="19"/>
-              </w:rPr>
-            </w:pPr>
-            <w:r>
-              <w:rPr>
-                <w:color w:val="000000"/>
-                <w:sz w:val="19"/>
-                <w:szCs w:val="19"/>
-              </w:rPr>
-              <w:t>Sea</w:t>
+              <w:t>Accuracy</w:t>
             </w:r>
           </w:p>
         </w:tc>
       </w:tr>
       <w:tr>
         <w:trPr>
-          <w:trHeight w:val="820"/>
+          <w:trHeight w:val="510"/>
+          <w:jc w:val="center"/>
         </w:trPr>
         <w:tc>
           <w:tcPr>
-            <w:tcW w:w="1181" w:type="dxa"/>
+            <w:tcW w:w="1597" w:type="dxa"/>
             <w:shd w:val="clear" w:color="auto" w:fill="E8E8E8"/>
           </w:tcPr>
           <w:p>
@@ -3121,13 +5825,21 @@
                 <w:sz w:val="19"/>
                 <w:szCs w:val="19"/>
               </w:rPr>
-              <w:t>Outdoor Individual Sports</w:t>
+              <w:t>W8A16 reference, no A8</w:t>
+            </w:r>
+            <w:r>
+              <w:rPr>
+                <w:color w:val="000000"/>
+                <w:sz w:val="19"/>
+                <w:szCs w:val="19"/>
+              </w:rPr>
+              <w:t>Baseline</w:t>
             </w:r>
           </w:p>
         </w:tc>
         <w:tc>
           <w:tcPr>
-            <w:tcW w:w="1307" w:type="dxa"/>
+            <w:tcW w:w="1767" w:type="dxa"/>
             <w:shd w:val="clear" w:color="auto" w:fill="F1F1F1"/>
           </w:tcPr>
           <w:p>
@@ -3152,81 +5864,19 @@
                 <w:sz w:val="19"/>
                 <w:szCs w:val="19"/>
               </w:rPr>
-              <w:t>Paragliding…</w:t>
-            </w:r>
-          </w:p>
-        </w:tc>
-        <w:tc>
-          <w:tcPr>
-            <w:tcW w:w="1068" w:type="dxa"/>
-            <w:shd w:val="clear" w:color="auto" w:fill="F1F1F1"/>
-          </w:tcPr>
-          <w:p>
-            <w:pPr>
-              <w:pBdr>
-                <w:top w:val="nil"/>
-                <w:left w:val="nil"/>
-                <w:bottom w:val="nil"/>
-                <w:right w:val="nil"/>
-                <w:between w:val="nil"/>
-              </w:pBdr>
-              <w:spacing w:line="264" w:lineRule="auto"/>
-              <w:ind w:left="130" w:right="288"/>
-              <w:rPr>
-                <w:color w:val="000000"/>
-                <w:sz w:val="19"/>
-                <w:szCs w:val="19"/>
-              </w:rPr>
-            </w:pPr>
-            <w:r>
-              <w:rPr>
-                <w:color w:val="000000"/>
-                <w:sz w:val="19"/>
-                <w:szCs w:val="19"/>
-              </w:rPr>
-              <w:t>Horse riding…</w:t>
-            </w:r>
-          </w:p>
-        </w:tc>
-        <w:tc>
-          <w:tcPr>
-            <w:tcW w:w="1131" w:type="dxa"/>
-            <w:shd w:val="clear" w:color="auto" w:fill="F1F1F1"/>
-          </w:tcPr>
-          <w:p>
-            <w:pPr>
-              <w:pBdr>
-                <w:top w:val="nil"/>
-                <w:left w:val="nil"/>
-                <w:bottom w:val="nil"/>
-                <w:right w:val="nil"/>
-                <w:between w:val="nil"/>
-              </w:pBdr>
-              <w:ind w:left="142"/>
-              <w:rPr>
-                <w:color w:val="000000"/>
-                <w:sz w:val="19"/>
-                <w:szCs w:val="19"/>
-              </w:rPr>
-            </w:pPr>
-            <w:r>
-              <w:rPr>
-                <w:color w:val="000000"/>
-                <w:sz w:val="19"/>
-                <w:szCs w:val="19"/>
-              </w:rPr>
-              <w:t>Sailing…</w:t>
+              <w:t>0.88</w:t>
             </w:r>
           </w:p>
         </w:tc>
       </w:tr>
       <w:tr>
         <w:trPr>
-          <w:trHeight w:val="806"/>
+          <w:trHeight w:val="417"/>
+          <w:jc w:val="center"/>
         </w:trPr>
         <w:tc>
           <w:tcPr>
-            <w:tcW w:w="1181" w:type="dxa"/>
+            <w:tcW w:w="1597" w:type="dxa"/>
             <w:shd w:val="clear" w:color="auto" w:fill="E8E8E8"/>
           </w:tcPr>
           <w:p>
@@ -3252,13 +5902,21 @@
                 <w:sz w:val="19"/>
                 <w:szCs w:val="19"/>
               </w:rPr>
-              <w:t>Music Instrument</w:t>
+              <w:t xml:space="preserve">W8A16 </w:t>
+            </w:r>
+            <w:r>
+              <w:rPr>
+                <w:color w:val="000000"/>
+                <w:sz w:val="19"/>
+                <w:szCs w:val="19"/>
+              </w:rPr>
+              <w:t>0-7</w:t>
             </w:r>
           </w:p>
         </w:tc>
         <w:tc>
           <w:tcPr>
-            <w:tcW w:w="1307" w:type="dxa"/>
+            <w:tcW w:w="1767" w:type="dxa"/>
             <w:shd w:val="clear" w:color="auto" w:fill="F1F1F1"/>
           </w:tcPr>
           <w:p>
@@ -3284,13 +5942,59 @@
                 <w:sz w:val="19"/>
                 <w:szCs w:val="19"/>
               </w:rPr>
-              <w:t>Clarinet …</w:t>
+              <w:t>0.86</w:t>
+            </w:r>
+          </w:p>
+        </w:tc>
+      </w:tr>
+      <w:tr>
+        <w:trPr>
+          <w:trHeight w:val="595"/>
+          <w:jc w:val="center"/>
+        </w:trPr>
+        <w:tc>
+          <w:tcPr>
+            <w:tcW w:w="1597" w:type="dxa"/>
+            <w:shd w:val="clear" w:color="auto" w:fill="E8E8E8"/>
+          </w:tcPr>
+          <w:p>
+            <w:pPr>
+              <w:pBdr>
+                <w:top w:val="nil"/>
+                <w:left w:val="nil"/>
+                <w:bottom w:val="nil"/>
+                <w:right w:val="nil"/>
+                <w:between w:val="nil"/>
+              </w:pBdr>
+              <w:spacing w:before="113" w:line="264" w:lineRule="auto"/>
+              <w:ind w:left="107"/>
+              <w:rPr>
+                <w:color w:val="000000"/>
+                <w:sz w:val="19"/>
+                <w:szCs w:val="19"/>
+              </w:rPr>
+            </w:pPr>
+            <w:r>
+              <w:rPr>
+                <w:color w:val="000000"/>
+                <w:sz w:val="19"/>
+                <w:szCs w:val="19"/>
+              </w:rPr>
+              <w:t xml:space="preserve">W8A16 </w:t>
+            </w:r>
+            <w:r>
+              <w:rPr>
+                <w:color w:val="000000"/>
+                <w:sz w:val="19"/>
+                <w:szCs w:val="19"/>
+              </w:rPr>
+              <w:t>8–15</w:t>
             </w:r>
           </w:p>
         </w:tc>
         <w:tc>
           <w:tcPr>
-            <w:tcW w:w="1068" w:type="dxa"/>
+            <w:tcW w:w="1767" w:type="dxa"/>
             <w:shd w:val="clear" w:color="auto" w:fill="F1F1F1"/>
           </w:tcPr>
           <w:p>
@@ -3303,7 +6007,7 @@
                 <w:between w:val="nil"/>
               </w:pBdr>
               <w:spacing w:before="113"/>
-              <w:ind w:left="130"/>
+              <w:ind w:left="107"/>
               <w:rPr>
                 <w:color w:val="000000"/>
                 <w:sz w:val="19"/>
@@ -3316,13 +6020,59 @@
                 <w:sz w:val="19"/>
                 <w:szCs w:val="19"/>
               </w:rPr>
-              <w:t>Ukulele…</w:t>
+              <w:t>0.86</w:t>
+            </w:r>
+          </w:p>
+        </w:tc>
+      </w:tr>
+      <w:tr>
+        <w:trPr>
+          <w:trHeight w:val="595"/>
+          <w:jc w:val="center"/>
+        </w:trPr>
+        <w:tc>
+          <w:tcPr>
+            <w:tcW w:w="1597" w:type="dxa"/>
+            <w:shd w:val="clear" w:color="auto" w:fill="E8E8E8"/>
+          </w:tcPr>
+          <w:p>
+            <w:pPr>
+              <w:pBdr>
+                <w:top w:val="nil"/>
+                <w:left w:val="nil"/>
+                <w:bottom w:val="nil"/>
+                <w:right w:val="nil"/>
+                <w:between w:val="nil"/>
+              </w:pBdr>
+              <w:spacing w:before="113" w:line="264" w:lineRule="auto"/>
+              <w:ind w:left="107"/>
+              <w:rPr>
+                <w:color w:val="000000"/>
+                <w:sz w:val="19"/>
+                <w:szCs w:val="19"/>
+              </w:rPr>
+            </w:pPr>
+            <w:r>
+              <w:rPr>
+                <w:color w:val="000000"/>
+                <w:sz w:val="19"/>
+                <w:szCs w:val="19"/>
+              </w:rPr>
+              <w:t xml:space="preserve">W8A16 </w:t>
+            </w:r>
+            <w:r>
+              <w:rPr>
+                <w:color w:val="000000"/>
+                <w:sz w:val="19"/>
+                <w:szCs w:val="19"/>
+              </w:rPr>
+              <w:t>16–23</w:t>
             </w:r>
           </w:p>
         </w:tc>
         <w:tc>
           <w:tcPr>
-            <w:tcW w:w="1131" w:type="dxa"/>
+            <w:tcW w:w="1767" w:type="dxa"/>
             <w:shd w:val="clear" w:color="auto" w:fill="F1F1F1"/>
           </w:tcPr>
           <w:p>
@@ -3335,7 +6085,7 @@
                 <w:between w:val="nil"/>
               </w:pBdr>
               <w:spacing w:before="113"/>
-              <w:ind w:left="142"/>
+              <w:ind w:left="107"/>
               <w:rPr>
                 <w:color w:val="000000"/>
                 <w:sz w:val="19"/>
@@ -3348,18 +6098,399 @@
                 <w:sz w:val="19"/>
                 <w:szCs w:val="19"/>
               </w:rPr>
-              <w:t>Drum…</w:t>
+              <w:t>0.88</w:t>
             </w:r>
           </w:p>
         </w:tc>
       </w:tr>
       <w:tr>
         <w:trPr>
-          <w:trHeight w:val="455"/>
+          <w:trHeight w:val="595"/>
+          <w:jc w:val="center"/>
         </w:trPr>
         <w:tc>
           <w:tcPr>
-            <w:tcW w:w="1181" w:type="dxa"/>
+            <w:tcW w:w="1597" w:type="dxa"/>
+            <w:shd w:val="clear" w:color="auto" w:fill="E8E8E8"/>
+          </w:tcPr>
+          <w:p>
+            <w:pPr>
+              <w:pBdr>
+                <w:top w:val="nil"/>
+                <w:left w:val="nil"/>
+                <w:bottom w:val="nil"/>
+                <w:right w:val="nil"/>
+                <w:between w:val="nil"/>
+              </w:pBdr>
+              <w:spacing w:before="113" w:line="264" w:lineRule="auto"/>
+              <w:ind w:left="107"/>
+              <w:rPr>
+                <w:color w:val="000000"/>
+                <w:sz w:val="19"/>
+                <w:szCs w:val="19"/>
+              </w:rPr>
+            </w:pPr>
+            <w:r>
+              <w:rPr>
+                <w:color w:val="000000"/>
+                <w:sz w:val="19"/>
+                <w:szCs w:val="19"/>
+              </w:rPr>
+              <w:t xml:space="preserve">W8A16 </w:t>
+            </w:r>
+            <w:r>
+              <w:rPr>
+                <w:color w:val="000000"/>
+                <w:sz w:val="19"/>
+                <w:szCs w:val="19"/>
+              </w:rPr>
+              <w:t>24–31</w:t>
+            </w:r>
+          </w:p>
+        </w:tc>
+        <w:tc>
+          <w:tcPr>
+            <w:tcW w:w="1767" w:type="dxa"/>
+            <w:shd w:val="clear" w:color="auto" w:fill="F1F1F1"/>
+          </w:tcPr>
+          <w:p>
+            <w:pPr>
+              <w:pBdr>
+                <w:top w:val="nil"/>
+                <w:left w:val="nil"/>
+                <w:bottom w:val="nil"/>
+                <w:right w:val="nil"/>
+                <w:between w:val="nil"/>
+              </w:pBdr>
+              <w:spacing w:before="113"/>
+              <w:ind w:left="107"/>
+              <w:rPr>
+                <w:color w:val="000000"/>
+                <w:sz w:val="19"/>
+                <w:szCs w:val="19"/>
+              </w:rPr>
+            </w:pPr>
+            <w:r>
+              <w:rPr>
+                <w:color w:val="000000"/>
+                <w:sz w:val="19"/>
+                <w:szCs w:val="19"/>
+              </w:rPr>
+              <w:t>0.94</w:t>
+            </w:r>
+          </w:p>
+        </w:tc>
+      </w:tr>
+      <w:tr>
+        <w:trPr>
+          <w:trHeight w:val="595"/>
+          <w:jc w:val="center"/>
+        </w:trPr>
+        <w:tc>
+          <w:tcPr>
+            <w:tcW w:w="1597" w:type="dxa"/>
+            <w:shd w:val="clear" w:color="auto" w:fill="E8E8E8"/>
+          </w:tcPr>
+          <w:p>
+            <w:pPr>
+              <w:pBdr>
+                <w:top w:val="nil"/>
+                <w:left w:val="nil"/>
+                <w:bottom w:val="nil"/>
+                <w:right w:val="nil"/>
+                <w:between w:val="nil"/>
+              </w:pBdr>
+              <w:spacing w:before="113" w:line="264" w:lineRule="auto"/>
+              <w:ind w:left="107"/>
+              <w:rPr>
+                <w:color w:val="000000"/>
+                <w:sz w:val="19"/>
+                <w:szCs w:val="19"/>
+              </w:rPr>
+            </w:pPr>
+            <w:r>
+              <w:rPr>
+                <w:color w:val="000000"/>
+                <w:sz w:val="19"/>
+                <w:szCs w:val="19"/>
+              </w:rPr>
+              <w:t xml:space="preserve">W8A16 </w:t>
+            </w:r>
+            <w:r>
+              <w:rPr>
+                <w:color w:val="000000"/>
+                <w:sz w:val="19"/>
+                <w:szCs w:val="19"/>
+              </w:rPr>
+              <w:t>0-15</w:t>
+            </w:r>
+          </w:p>
+        </w:tc>
+        <w:tc>
+          <w:tcPr>
+            <w:tcW w:w="1767" w:type="dxa"/>
+            <w:shd w:val="clear" w:color="auto" w:fill="F1F1F1"/>
+          </w:tcPr>
+          <w:p>
+            <w:pPr>
+              <w:pBdr>
+                <w:top w:val="nil"/>
+                <w:left w:val="nil"/>
+                <w:bottom w:val="nil"/>
+                <w:right w:val="nil"/>
+                <w:between w:val="nil"/>
+              </w:pBdr>
+              <w:spacing w:before="113"/>
+              <w:ind w:left="107"/>
+              <w:rPr>
+                <w:color w:val="000000"/>
+                <w:sz w:val="19"/>
+                <w:szCs w:val="19"/>
+              </w:rPr>
+            </w:pPr>
+            <w:r>
+              <w:rPr>
+                <w:color w:val="000000"/>
+                <w:sz w:val="19"/>
+                <w:szCs w:val="19"/>
+              </w:rPr>
+              <w:t>0.88</w:t>
+            </w:r>
+          </w:p>
+        </w:tc>
+      </w:tr>
+      <w:tr>
+        <w:trPr>
+          <w:trHeight w:val="595"/>
+          <w:jc w:val="center"/>
+        </w:trPr>
+        <w:tc>
+          <w:tcPr>
+            <w:tcW w:w="1597" w:type="dxa"/>
+            <w:shd w:val="clear" w:color="auto" w:fill="E8E8E8"/>
+          </w:tcPr>
+          <w:p>
+            <w:pPr>
+              <w:pBdr>
+                <w:top w:val="nil"/>
+                <w:left w:val="nil"/>
+                <w:bottom w:val="nil"/>
+                <w:right w:val="nil"/>
+                <w:between w:val="nil"/>
+              </w:pBdr>
+              <w:spacing w:before="113" w:line="264" w:lineRule="auto"/>
+              <w:ind w:left="107"/>
+              <w:rPr>
+                <w:color w:val="000000"/>
+                <w:sz w:val="19"/>
+                <w:szCs w:val="19"/>
+              </w:rPr>
+            </w:pPr>
+            <w:r>
+              <w:rPr>
+                <w:color w:val="000000"/>
+                <w:sz w:val="19"/>
+                <w:szCs w:val="19"/>
+              </w:rPr>
+              <w:t xml:space="preserve">W8A16 </w:t>
+            </w:r>
+            <w:r>
+              <w:rPr>
+                <w:color w:val="000000"/>
+                <w:sz w:val="19"/>
+                <w:szCs w:val="19"/>
+              </w:rPr>
+              <w:t>0-23</w:t>
+            </w:r>
+          </w:p>
+        </w:tc>
+        <w:tc>
+          <w:tcPr>
+            <w:tcW w:w="1767" w:type="dxa"/>
+            <w:shd w:val="clear" w:color="auto" w:fill="F1F1F1"/>
+          </w:tcPr>
+          <w:p>
+            <w:pPr>
+              <w:pBdr>
+                <w:top w:val="nil"/>
+                <w:left w:val="nil"/>
+                <w:bottom w:val="nil"/>
+                <w:right w:val="nil"/>
+                <w:between w:val="nil"/>
+              </w:pBdr>
+              <w:spacing w:before="113"/>
+              <w:ind w:left="107"/>
+              <w:rPr>
+                <w:color w:val="000000"/>
+                <w:sz w:val="19"/>
+                <w:szCs w:val="19"/>
+              </w:rPr>
+            </w:pPr>
+            <w:r>
+              <w:rPr>
+                <w:color w:val="000000"/>
+                <w:sz w:val="19"/>
+                <w:szCs w:val="19"/>
+              </w:rPr>
+              <w:t>0.92</w:t>
+            </w:r>
+          </w:p>
+        </w:tc>
+      </w:tr>
+      <w:tr>
+        <w:trPr>
+          <w:trHeight w:val="595"/>
+          <w:jc w:val="center"/>
+        </w:trPr>
+        <w:tc>
+          <w:tcPr>
+            <w:tcW w:w="1597" w:type="dxa"/>
+            <w:shd w:val="clear" w:color="auto" w:fill="E8E8E8"/>
+          </w:tcPr>
+          <w:p>
+            <w:pPr>
+              <w:pBdr>
+                <w:top w:val="nil"/>
+                <w:left w:val="nil"/>
+                <w:bottom w:val="nil"/>
+                <w:right w:val="nil"/>
+                <w:between w:val="nil"/>
+              </w:pBdr>
+              <w:spacing w:before="113" w:line="264" w:lineRule="auto"/>
+              <w:ind w:left="107"/>
+              <w:rPr>
+                <w:color w:val="000000"/>
+                <w:sz w:val="19"/>
+                <w:szCs w:val="19"/>
+              </w:rPr>
+            </w:pPr>
+            <w:r>
+              <w:rPr>
+                <w:color w:val="000000"/>
+                <w:sz w:val="19"/>
+                <w:szCs w:val="19"/>
+              </w:rPr>
+              <w:t xml:space="preserve">W8A16 </w:t>
+            </w:r>
+            <w:r>
+              <w:rPr>
+                <w:color w:val="000000"/>
+                <w:sz w:val="19"/>
+                <w:szCs w:val="19"/>
+              </w:rPr>
+              <w:t xml:space="preserve">0-31 </w:t>
+            </w:r>
+          </w:p>
+        </w:tc>
+        <w:tc>
+          <w:tcPr>
+            <w:tcW w:w="1767" w:type="dxa"/>
+            <w:shd w:val="clear" w:color="auto" w:fill="F1F1F1"/>
+          </w:tcPr>
+          <w:p>
+            <w:pPr>
+              <w:pBdr>
+                <w:top w:val="nil"/>
+                <w:left w:val="nil"/>
+                <w:bottom w:val="nil"/>
+                <w:right w:val="nil"/>
+                <w:between w:val="nil"/>
+              </w:pBdr>
+              <w:spacing w:before="113"/>
+              <w:ind w:left="107"/>
+              <w:rPr>
+                <w:color w:val="000000"/>
+                <w:sz w:val="19"/>
+                <w:szCs w:val="19"/>
+              </w:rPr>
+            </w:pPr>
+            <w:r>
+              <w:rPr>
+                <w:color w:val="000000"/>
+                <w:sz w:val="19"/>
+                <w:szCs w:val="19"/>
+              </w:rPr>
+              <w:t>0.92</w:t>
+            </w:r>
+          </w:p>
+        </w:tc>
+      </w:tr>
+      <w:tr>
+        <w:trPr>
+          <w:trHeight w:val="467"/>
+          <w:jc w:val="center"/>
+        </w:trPr>
+        <w:tc>
+          <w:tcPr>
+            <w:tcW w:w="1597" w:type="dxa"/>
+            <w:shd w:val="clear" w:color="auto" w:fill="D1D1D1"/>
+          </w:tcPr>
+          <w:p>
+            <w:pPr>
+              <w:pBdr>
+                <w:top w:val="nil"/>
+                <w:left w:val="nil"/>
+                <w:bottom w:val="nil"/>
+                <w:right w:val="nil"/>
+                <w:between w:val="nil"/>
+              </w:pBdr>
+              <w:ind w:left="107"/>
+              <w:rPr>
+                <w:color w:val="000000"/>
+                <w:sz w:val="19"/>
+                <w:szCs w:val="19"/>
+              </w:rPr>
+            </w:pPr>
+            <w:r>
+              <w:rPr>
+                <w:color w:val="000000"/>
+                <w:sz w:val="19"/>
+                <w:szCs w:val="19"/>
+              </w:rPr>
+              <w:t>W16A8 0-31</w:t>
+            </w:r>
+          </w:p>
+        </w:tc>
+        <w:tc>
+          <w:tcPr>
+            <w:tcW w:w="1767" w:type="dxa"/>
+            <w:shd w:val="clear" w:color="auto" w:fill="E8E8E8"/>
+          </w:tcPr>
+          <w:p>
+            <w:pPr>
+              <w:pBdr>
+                <w:top w:val="nil"/>
+                <w:left w:val="nil"/>
+                <w:bottom w:val="nil"/>
+                <w:right w:val="nil"/>
+                <w:between w:val="nil"/>
+              </w:pBdr>
+              <w:ind w:left="107"/>
+              <w:rPr>
+                <w:color w:val="000000"/>
+                <w:sz w:val="19"/>
+                <w:szCs w:val="19"/>
+              </w:rPr>
+            </w:pPr>
+            <w:r>
+              <w:rPr>
+                <w:color w:val="000000"/>
+                <w:sz w:val="19"/>
+                <w:szCs w:val="19"/>
+              </w:rPr>
+              <w:t>0.88</w:t>
+            </w:r>
+          </w:p>
+        </w:tc>
+      </w:tr>
+      <w:tr>
+        <w:trPr>
+          <w:trHeight w:val="467"/>
+          <w:jc w:val="center"/>
+        </w:trPr>
+        <w:tc>
+          <w:tcPr>
+            <w:tcW w:w="1597" w:type="dxa"/>
             <w:tcBorders>
               <w:bottom w:val="single" w:sz="4" w:space="0" w:color="000000"/>
             </w:tcBorders>
@@ -3381,19 +6512,11 @@
                 <w:szCs w:val="19"/>
               </w:rPr>
             </w:pPr>
-            <w:r>
-              <w:rPr>
-                <w:color w:val="000000"/>
-                <w:sz w:val="19"/>
-                <w:szCs w:val="19"/>
-              </w:rPr>
-              <w:t>How to play</w:t>
-            </w:r>
           </w:p>
         </w:tc>
         <w:tc>
           <w:tcPr>
-            <w:tcW w:w="1307" w:type="dxa"/>
+            <w:tcW w:w="1767" w:type="dxa"/>
             <w:tcBorders>
               <w:bottom w:val="single" w:sz="4" w:space="0" w:color="000000"/>
             </w:tcBorders>
@@ -3415,118 +6538,47 @@
                 <w:szCs w:val="19"/>
               </w:rPr>
             </w:pPr>
-            <w:r>
-              <w:rPr>
-                <w:color w:val="000000"/>
-                <w:sz w:val="19"/>
-                <w:szCs w:val="19"/>
-              </w:rPr>
-              <w:t>Wind</w:t>
-            </w:r>
-          </w:p>
-        </w:tc>
-        <w:tc>
-          <w:tcPr>
-            <w:tcW w:w="1068" w:type="dxa"/>
-            <w:tcBorders>
-              <w:bottom w:val="single" w:sz="4" w:space="0" w:color="000000"/>
-            </w:tcBorders>
-            <w:shd w:val="clear" w:color="auto" w:fill="E8E8E8"/>
-          </w:tcPr>
-          <w:p>
-            <w:pPr>
-              <w:pBdr>
-                <w:top w:val="nil"/>
-                <w:left w:val="nil"/>
-                <w:bottom w:val="nil"/>
-                <w:right w:val="nil"/>
-                <w:between w:val="nil"/>
-              </w:pBdr>
-              <w:ind w:left="130"/>
-              <w:rPr>
-                <w:color w:val="000000"/>
-                <w:sz w:val="19"/>
-                <w:szCs w:val="19"/>
-              </w:rPr>
-            </w:pPr>
-            <w:r>
-              <w:rPr>
-                <w:color w:val="000000"/>
-                <w:sz w:val="19"/>
-                <w:szCs w:val="19"/>
-              </w:rPr>
-              <w:t>String</w:t>
-            </w:r>
-          </w:p>
-        </w:tc>
-        <w:tc>
-          <w:tcPr>
-            <w:tcW w:w="1131" w:type="dxa"/>
-            <w:tcBorders>
-              <w:bottom w:val="single" w:sz="4" w:space="0" w:color="000000"/>
-            </w:tcBorders>
-            <w:shd w:val="clear" w:color="auto" w:fill="E8E8E8"/>
-          </w:tcPr>
-          <w:p>
-            <w:pPr>
-              <w:pBdr>
-                <w:top w:val="nil"/>
-                <w:left w:val="nil"/>
-                <w:bottom w:val="nil"/>
-                <w:right w:val="nil"/>
-                <w:between w:val="nil"/>
-              </w:pBdr>
-              <w:ind w:left="142"/>
-              <w:rPr>
-                <w:color w:val="000000"/>
-                <w:sz w:val="19"/>
-                <w:szCs w:val="19"/>
-              </w:rPr>
-            </w:pPr>
-            <w:r>
-              <w:rPr>
-                <w:color w:val="000000"/>
-                <w:sz w:val="19"/>
-                <w:szCs w:val="19"/>
-              </w:rPr>
-              <w:t>Percussion</w:t>
-            </w:r>
           </w:p>
         </w:tc>
       </w:tr>
     </w:tbl>
     <w:p>
       <w:pPr>
-        <w:pBdr>
-          <w:top w:val="nil"/>
-          <w:left w:val="nil"/>
-          <w:bottom w:val="nil"/>
-          <w:right w:val="nil"/>
-          <w:between w:val="nil"/>
-        </w:pBdr>
-        <w:rPr>
-          <w:color w:val="000000"/>
-          <w:sz w:val="16"/>
-          <w:szCs w:val="16"/>
-        </w:rPr>
-      </w:pPr>
-    </w:p>
-    <w:p>
-      <w:pPr>
-        <w:pBdr>
-          <w:top w:val="nil"/>
-          <w:left w:val="nil"/>
-          <w:bottom w:val="nil"/>
-          <w:right w:val="nil"/>
-          <w:between w:val="nil"/>
-        </w:pBdr>
-        <w:spacing w:before="87"/>
-        <w:rPr>
-          <w:color w:val="000000"/>
-          <w:sz w:val="16"/>
-          <w:szCs w:val="16"/>
-        </w:rPr>
-      </w:pPr>
+        <w:spacing w:before="240" w:after="240" w:line="264" w:lineRule="auto"/>
+        <w:rPr>
+          <w:color w:val="000000" w:themeColor="text1"/>
+          <w:sz w:val="19"/>
+          <w:szCs w:val="19"/>
+          <w:lang w:val="en-AU"/>
+        </w:rPr>
+      </w:pPr>
+      <w:r>
+        <w:rPr>
+          <w:color w:val="000000" w:themeColor="text1"/>
+          <w:sz w:val="19"/>
+          <w:szCs w:val="19"/>
+          <w:lang w:val="en-AU"/>
+        </w:rPr>
+        <w:t>The selected 16 attention linear layers are safe when tested alone, but their interaction with the 114-layer base set can reduce accuracy. LLM A8 is catastrophic, while LLM W8 is safe, although it is not perfect when combined with the other region. A8 on the selected 16 layers is not catastrophic and can sometimes improve the W8 setting, but again, onl</w:t>
+      </w:r>
+      <w:r>
+        <w:rPr>
+          <w:color w:val="000000" w:themeColor="text1"/>
+          <w:sz w:val="19"/>
+          <w:szCs w:val="19"/>
+          <w:lang w:val="en-AU"/>
+        </w:rPr>
+        <w:t>y</w:t>
+      </w:r>
+      <w:r>
+        <w:rPr>
+          <w:color w:val="000000" w:themeColor="text1"/>
+          <w:sz w:val="19"/>
+          <w:szCs w:val="19"/>
+          <w:lang w:val="en-AU"/>
+        </w:rPr>
+        <w:t xml:space="preserve"> in the context of the combined-region experiment. Moreover, this effect is strongest in the Goal suite. It is unclear whether the type of task is a factor, or whether the model is simply overfitting to LIBERO too much. The timestep-window results show that early flow steps are generally more sensitive than later steps, which is the safer conclusion. Overall, these findings are closely related to the characteristics of VLA models.</w:t>
+      </w:r>
     </w:p>
     <w:p>
       <w:pPr>
@@ -3599,7 +6651,16 @@
           <w:szCs w:val="19"/>
           <w:lang w:val="en-AU"/>
         </w:rPr>
-        <w:t>The results show that sensitivity does not necessarily come from certain layers by themselves. Instead, in Evo-1, the more important issue is the combination of different quantized regions. If anything, the LLM side appears more sensitive in some settings, possibly because the model is already relatively small. This makes it important for multimodal models to consider degradation caused by combining quantization across different regions. The results indicate that quantization errors are not simply independent across the VLM side and the flow-action side. Small errors in the context representation and small errors inside the flow-matching action update can accumulate and become visible only in the combined setting.</w:t>
+        <w:t xml:space="preserve">The results show that sensitivity does not necessarily come from certain layers by themselves. Instead, in Evo-1, the more important issue is the combination of different quantized regions. If anything, the LLM side appears more sensitive in some settings, possibly because the model is already relatively small. This makes it important for multimodal models to consider degradation caused by combining quantization across different regions. The results indicate that quantization errors are not simply independent </w:t>
+      </w:r>
+      <w:r>
+        <w:rPr>
+          <w:color w:val="000000" w:themeColor="text1"/>
+          <w:sz w:val="19"/>
+          <w:szCs w:val="19"/>
+          <w:lang w:val="en-AU"/>
+        </w:rPr>
+        <w:t>across the VLM side and the flow-action side. Small errors in the context representation and small errors inside the flow-matching action update can accumulate and become visible only in the combined setting.</w:t>
       </w:r>
     </w:p>
     <w:p>
@@ -3758,17 +6819,7 @@
           <w:szCs w:val="19"/>
           <w:lang w:val="en-AU"/>
         </w:rPr>
-        <w:t xml:space="preserve">Future studies should not rely only on layer-wise accuracy or similarity metrics. They should also evaluate action drift, </w:t>
-      </w:r>
-      <w:r>
-        <w:rPr>
-          <w:color w:val="000000" w:themeColor="text1"/>
-          <w:sz w:val="19"/>
-          <w:szCs w:val="19"/>
-          <w:lang w:val="en-AU"/>
-        </w:rPr>
-        <w:lastRenderedPageBreak/>
-        <w:t>flow-trajectory drift, gripper mismatch, and other relevant robot-control metrics. Our study did not rigorously analyze the correlation between sensitivity, drift, and accuracy. However, in some</w:t>
+        <w:t>Future studies should not rely only on layer-wise accuracy or similarity metrics. They should also evaluate action drift, flow-trajectory drift, gripper mismatch, and other relevant robot-control metrics. Our study did not rigorously analyze the correlation between sensitivity, drift, and accuracy. However, in some</w:t>
       </w:r>
       <w:r>
         <w:rPr>
@@ -5262,6 +8313,7 @@
   <w:style w:type="paragraph" w:default="1" w:styleId="Normal">
     <w:name w:val="Normal"/>
     <w:qFormat/>
+    <w:rsid w:val="00591DB3"/>
   </w:style>
   <w:style w:type="paragraph" w:styleId="Heading1">
     <w:name w:val="heading 1"/>
